--- a/docs/architecture.docx
+++ b/docs/architecture.docx
@@ -5,13 +5,13 @@
     <w:p>
       <w:pPr>
         <w:pStyle w:val="Heading1"/>
-        <w:spacing w:before="240" w:after="120"/>
+        <w:spacing w:before="320" w:after="160"/>
       </w:pPr>
       <w:r>
         <w:rPr>
-          <w:rFonts w:ascii="Times New Roman" w:hAnsi="Times New Roman"/>
+          <w:rFonts w:ascii="Segoe UI" w:hAnsi="Segoe UI"/>
           <w:b/>
-          <w:color w:val="0F172A"/>
+          <w:color w:val="1E3A8A"/>
           <w:sz w:val="36"/>
         </w:rPr>
         <w:t>TÀI LIỆU THIẾT KẾ KIẾN TRÚC HỆ THỐNG (SYSTEM ARCHITECTURE SPECIFICATION)</w:t>
@@ -19,85 +19,76 @@
     </w:p>
     <w:p>
       <w:pPr>
-        <w:spacing w:after="100" w:before="0" w:line="276" w:lineRule="auto"/>
+        <w:spacing w:before="40" w:after="80" w:line="288" w:lineRule="auto"/>
       </w:pPr>
       <w:r>
         <w:rPr>
-          <w:rFonts w:ascii="Times New Roman" w:hAnsi="Times New Roman"/>
           <w:b/>
-          <w:sz w:val="22"/>
         </w:rPr>
         <w:t>Dự án:</w:t>
       </w:r>
       <w:r>
         <w:rPr>
-          <w:rFonts w:ascii="Times New Roman" w:hAnsi="Times New Roman"/>
-          <w:sz w:val="22"/>
+          <w:rFonts w:ascii="Segoe UI" w:hAnsi="Segoe UI"/>
+          <w:sz w:val="21"/>
         </w:rPr>
-        <w:t xml:space="preserve"> Student Freelance &amp; Part-time Job Marketplace  </w:t>
+        <w:t xml:space="preserve"> Student Freelance &amp; Part-time Job Marketplace</w:t>
       </w:r>
     </w:p>
     <w:p>
       <w:pPr>
-        <w:spacing w:after="100" w:before="0" w:line="276" w:lineRule="auto"/>
+        <w:spacing w:before="40" w:after="80" w:line="288" w:lineRule="auto"/>
       </w:pPr>
       <w:r>
         <w:rPr>
-          <w:rFonts w:ascii="Times New Roman" w:hAnsi="Times New Roman"/>
           <w:b/>
-          <w:sz w:val="22"/>
         </w:rPr>
         <w:t>Nhóm thực hiện:</w:t>
       </w:r>
       <w:r>
         <w:rPr>
-          <w:rFonts w:ascii="Times New Roman" w:hAnsi="Times New Roman"/>
-          <w:sz w:val="22"/>
+          <w:rFonts w:ascii="Segoe UI" w:hAnsi="Segoe UI"/>
+          <w:sz w:val="21"/>
         </w:rPr>
-        <w:t xml:space="preserve"> Nhóm 8 — Chuyên đề tốt nghiệp 2 — Khoa CNTT — Trường ĐH Văn Lang  </w:t>
+        <w:t xml:space="preserve"> Nhóm 8 — Chuyên đề tốt nghiệp 2 — Khoa CNTT — Trường ĐH Văn Lang</w:t>
       </w:r>
     </w:p>
     <w:p>
       <w:pPr>
-        <w:spacing w:after="100" w:before="0" w:line="276" w:lineRule="auto"/>
+        <w:spacing w:before="40" w:after="80" w:line="288" w:lineRule="auto"/>
       </w:pPr>
       <w:r>
         <w:rPr>
-          <w:rFonts w:ascii="Times New Roman" w:hAnsi="Times New Roman"/>
           <w:b/>
-          <w:sz w:val="22"/>
         </w:rPr>
         <w:t>Phiên bản:</w:t>
       </w:r>
       <w:r>
         <w:rPr>
-          <w:rFonts w:ascii="Times New Roman" w:hAnsi="Times New Roman"/>
-          <w:sz w:val="22"/>
+          <w:rFonts w:ascii="Segoe UI" w:hAnsi="Segoe UI"/>
+          <w:sz w:val="21"/>
         </w:rPr>
-        <w:t xml:space="preserve"> v1.2  </w:t>
+        <w:t xml:space="preserve"> v1.2</w:t>
       </w:r>
     </w:p>
     <w:p>
       <w:pPr>
-        <w:spacing w:after="120" w:before="120"/>
+        <w:spacing w:before="120" w:after="120"/>
+        <w:pBdr>
+          <w:bottom w:val="single" w:sz="12" w:space="1" w:color="CBD5E1"/>
+        </w:pBdr>
       </w:pPr>
-      <w:r>
-        <w:rPr>
-          <w:color w:val="C8CDD7"/>
-        </w:rPr>
-        <w:t>—————————————————————————————————————————————</w:t>
-      </w:r>
     </w:p>
     <w:p>
       <w:pPr>
         <w:pStyle w:val="Heading2"/>
-        <w:spacing w:before="200" w:after="80"/>
+        <w:spacing w:before="280" w:after="120"/>
       </w:pPr>
       <w:r>
         <w:rPr>
-          <w:rFonts w:ascii="Times New Roman" w:hAnsi="Times New Roman"/>
+          <w:rFonts w:ascii="Segoe UI" w:hAnsi="Segoe UI"/>
           <w:b/>
-          <w:color w:val="1E3A8A"/>
+          <w:color w:val="4F46E5"/>
           <w:sz w:val="28"/>
         </w:rPr>
         <w:t>1. TỔNG QUAN KIẾN TRÚC HỆ THỐNG (3-TIER ARCHITECTURE)</w:t>
@@ -105,161 +96,132 @@
     </w:p>
     <w:p>
       <w:pPr>
-        <w:spacing w:after="100" w:before="0" w:line="276" w:lineRule="auto"/>
+        <w:spacing w:before="40" w:after="80" w:line="288" w:lineRule="auto"/>
       </w:pPr>
       <w:r>
         <w:rPr>
-          <w:rFonts w:ascii="Times New Roman" w:hAnsi="Times New Roman"/>
-          <w:sz w:val="22"/>
+          <w:rFonts w:ascii="Segoe UI" w:hAnsi="Segoe UI"/>
+          <w:sz w:val="21"/>
         </w:rPr>
         <w:t xml:space="preserve">Hệ thống được xây dựng theo mô hình </w:t>
       </w:r>
       <w:r>
         <w:rPr>
-          <w:rFonts w:ascii="Times New Roman" w:hAnsi="Times New Roman"/>
           <w:b/>
-          <w:sz w:val="22"/>
         </w:rPr>
         <w:t>Kiến trúc phân tầng 3 lớp chuẩn doanh nghiệp (Three-Tier Architecture)</w:t>
       </w:r>
       <w:r>
         <w:rPr>
-          <w:rFonts w:ascii="Times New Roman" w:hAnsi="Times New Roman"/>
-          <w:sz w:val="22"/>
+          <w:rFonts w:ascii="Segoe UI" w:hAnsi="Segoe UI"/>
+          <w:sz w:val="21"/>
         </w:rPr>
         <w:t xml:space="preserve"> kết hợp với kiến trúc </w:t>
       </w:r>
       <w:r>
         <w:rPr>
-          <w:rFonts w:ascii="Times New Roman" w:hAnsi="Times New Roman"/>
           <w:b/>
-          <w:sz w:val="22"/>
         </w:rPr>
         <w:t>Monolith phân tầng (Layered Monolith)</w:t>
       </w:r>
       <w:r>
         <w:rPr>
-          <w:rFonts w:ascii="Times New Roman" w:hAnsi="Times New Roman"/>
-          <w:sz w:val="22"/>
+          <w:rFonts w:ascii="Segoe UI" w:hAnsi="Segoe UI"/>
+          <w:sz w:val="21"/>
         </w:rPr>
         <w:t xml:space="preserve"> và đóng gói Container hóa độc lập.</w:t>
       </w:r>
     </w:p>
-    <w:tbl>
-      <w:tblPr>
-        <w:tblW w:type="auto" w:w="0"/>
-        <w:jc w:val="center"/>
-        <w:tblLook w:firstColumn="1" w:firstRow="1" w:lastColumn="0" w:lastRow="0" w:noHBand="0" w:noVBand="1" w:val="04A0"/>
-      </w:tblPr>
-      <w:tblGrid>
-        <w:gridCol w:w="9360"/>
-      </w:tblGrid>
-      <w:tr>
-        <w:tc>
-          <w:tcPr>
-            <w:tcW w:type="dxa" w:w="9360"/>
-            <w:shd w:fill="F1F5F9"/>
-            <w:tcMar>
-              <w:top w:w="120" w:type="dxa"/>
-              <w:bottom w:w="120" w:type="dxa"/>
-              <w:left w:w="180" w:type="dxa"/>
-              <w:right w:w="180" w:type="dxa"/>
-            </w:tcMar>
-          </w:tcPr>
-          <w:p>
-            <w:pPr>
-              <w:spacing w:after="40" w:before="40"/>
-            </w:pPr>
-            <w:r>
-              <w:rPr>
-                <w:rFonts w:ascii="Consolas" w:hAnsi="Consolas"/>
-                <w:color w:val="1E293B"/>
-                <w:sz w:val="19"/>
-              </w:rPr>
-              <w:t>+-------------------------------------------------------------------------+</w:t>
-              <w:br/>
-              <w:t>|                        1. CLIENT TIER (Frontend)                       |</w:t>
-              <w:br/>
-              <w:t>|  - React 18 + TypeScript + Vite (Single Page Application)                |</w:t>
-              <w:br/>
-              <w:t>|  - Quản lý trạng thái: React Context API (AuthContext)                  |</w:t>
-              <w:br/>
-              <w:t>|  - Giao tiếp mạng: Axios Interceptor (Auto-attach Bearer JWT)           |</w:t>
-              <w:br/>
-              <w:t>|  - Giao diện: Modern Dark Design System, Lucide SVG Icons, Responsive    |</w:t>
-              <w:br/>
-              <w:t>+------------------------------------+------------------------------------+</w:t>
-              <w:br/>
-              <w:t xml:space="preserve">                                     |</w:t>
-              <w:br/>
-              <w:t xml:space="preserve">                                     | HTTPS / REST JSON (Stateless JWT)</w:t>
-              <w:br/>
-              <w:t xml:space="preserve">                                     v</w:t>
-              <w:br/>
-              <w:t>+-------------------------------------------------------------------------+</w:t>
-              <w:br/>
-              <w:t>|                     2. APPLICATION TIER (Backend REST API)              |</w:t>
-              <w:br/>
-              <w:t>|  - Java 17/21 + Spring Boot 3.2.x | Package: com.nhom8.freelance        |</w:t>
-              <w:br/>
-              <w:t>|  - Security: Spring Security 6 + JWT Filter (HS256) + BCrypt Encoder    |</w:t>
-              <w:br/>
-              <w:t>|  - Phân tầng: Controller ➔ Service ➔ Repository (Clean Architecture)   |</w:t>
-              <w:br/>
-              <w:t>|  - Xử lý lỗi: GlobalExceptionHandler (@RestControllerAdvice)            |</w:t>
-              <w:br/>
-              <w:t>|  - Tài liệu hóa: Springdoc OpenAPI 3.0 / Swagger UI                     |</w:t>
-              <w:br/>
-              <w:t>+------------------------------------+------------------------------------+</w:t>
-              <w:br/>
-              <w:t xml:space="preserve">                                     |</w:t>
-              <w:br/>
-              <w:t xml:space="preserve">                                     | JDBC Connection Pool (HikariCP)</w:t>
-              <w:br/>
-              <w:t xml:space="preserve">                                     v</w:t>
-              <w:br/>
-              <w:t>+-------------------------------------------------------------------------+</w:t>
-              <w:br/>
-              <w:t>|                         3. DATA TIER (Database)                         |</w:t>
-              <w:br/>
-              <w:t>|  - PostgreSQL 16 (Production/Docker) / H2 In-Memory (Dev Fallback)      |</w:t>
-              <w:br/>
-              <w:t>|  - Đảm bảo toàn vẹn giao dịch ACID, ràng buộc khóa ngoại (FK)           |</w:t>
-              <w:br/>
-              <w:t>|  - Đánh chỉ mục hiệu năng (13 B-Tree Indexes) trên trường tra cứu       |</w:t>
-              <w:br/>
-              <w:t>+-------------------------------------------------------------------------+</w:t>
-            </w:r>
-          </w:p>
-        </w:tc>
-      </w:tr>
-    </w:tbl>
     <w:p>
       <w:pPr>
-        <w:spacing w:after="80"/>
+        <w:spacing w:before="80" w:after="160"/>
+        <w:ind w:left="360" w:right="360"/>
+        <w:pBdr>
+          <w:left w:val="single" w:sz="24" w:space="8" w:color="4F46E5"/>
+        </w:pBdr>
+        <w:shd w:fill="F8FAFC"/>
+      </w:pPr>
+      <w:r>
+        <w:rPr>
+          <w:rFonts w:ascii="Consolas" w:hAnsi="Consolas"/>
+          <w:color w:val="1E293B"/>
+          <w:sz w:val="18"/>
+        </w:rPr>
+        <w:t>+-------------------------------------------------------------------------+</w:t>
+        <w:br/>
+        <w:t>|                        1. CLIENT TIER (Frontend)                       |</w:t>
+        <w:br/>
+        <w:t>|  - React 18 + TypeScript + Vite (Single Page Application)                |</w:t>
+        <w:br/>
+        <w:t>|  - Quản lý trạng thái: React Context API (AuthContext)                  |</w:t>
+        <w:br/>
+        <w:t>|  - Giao tiếp mạng: Axios Interceptor (Auto-attach Bearer JWT)           |</w:t>
+        <w:br/>
+        <w:t>|  - Giao diện: Modern Dark Design System, Lucide SVG Icons, Responsive    |</w:t>
+        <w:br/>
+        <w:t>+------------------------------------+------------------------------------+</w:t>
+        <w:br/>
+        <w:t xml:space="preserve">                                     |</w:t>
+        <w:br/>
+        <w:t xml:space="preserve">                                     | HTTPS / REST JSON (Stateless JWT)</w:t>
+        <w:br/>
+        <w:t xml:space="preserve">                                     v</w:t>
+        <w:br/>
+        <w:t>+-------------------------------------------------------------------------+</w:t>
+        <w:br/>
+        <w:t>|                     2. APPLICATION TIER (Backend REST API)              |</w:t>
+        <w:br/>
+        <w:t>|  - Java 17/21 + Spring Boot 3.2.x | Package: com.nhom8.freelance        |</w:t>
+        <w:br/>
+        <w:t>|  - Security: Spring Security 6 + JWT Filter (HS256) + BCrypt Encoder    |</w:t>
+        <w:br/>
+        <w:t>|  - Phân tầng: Controller ➔ Service ➔ Repository (Clean Architecture)   |</w:t>
+        <w:br/>
+        <w:t>|  - Xử lý lỗi: GlobalExceptionHandler (@RestControllerAdvice)            |</w:t>
+        <w:br/>
+        <w:t>|  - Tài liệu hóa: Springdoc OpenAPI 3.0 / Swagger UI                     |</w:t>
+        <w:br/>
+        <w:t>+------------------------------------+------------------------------------+</w:t>
+        <w:br/>
+        <w:t xml:space="preserve">                                     |</w:t>
+        <w:br/>
+        <w:t xml:space="preserve">                                     | JDBC Connection Pool (HikariCP)</w:t>
+        <w:br/>
+        <w:t xml:space="preserve">                                     v</w:t>
+        <w:br/>
+        <w:t>+-------------------------------------------------------------------------+</w:t>
+        <w:br/>
+        <w:t>|                    3. DATA TIER (Dual Database Architecture)            |</w:t>
+        <w:br/>
+        <w:t>|  - Hỗ trợ song song cả PostgreSQL 18 &amp; MySQL 8 (Mật khẩu: 12345)        |</w:t>
+        <w:br/>
+        <w:t>|  - Tích hợp bộ dataset thực tế VietJobs (1.450+ việc làm chuẩn hóa)    |</w:t>
+        <w:br/>
+        <w:t>|  - Đảm bảo toàn vẹn giao dịch ACID, ràng buộc khóa ngoại (FK)           |</w:t>
+        <w:br/>
+        <w:t>|  - Đánh chỉ mục hiệu năng (13 B-Tree Indexes) trên trường tra cứu       |</w:t>
+        <w:br/>
+        <w:t>+-------------------------------------------------------------------------+</w:t>
+      </w:r>
+    </w:p>
+    <w:p>
+      <w:pPr>
+        <w:spacing w:before="120" w:after="120"/>
+        <w:pBdr>
+          <w:bottom w:val="single" w:sz="12" w:space="1" w:color="CBD5E1"/>
+        </w:pBdr>
       </w:pPr>
     </w:p>
     <w:p>
       <w:pPr>
-        <w:spacing w:after="120" w:before="120"/>
+        <w:pStyle w:val="Heading2"/>
+        <w:spacing w:before="280" w:after="120"/>
       </w:pPr>
       <w:r>
         <w:rPr>
-          <w:color w:val="C8CDD7"/>
-        </w:rPr>
-        <w:t>—————————————————————————————————————————————</w:t>
-      </w:r>
-    </w:p>
-    <w:p>
-      <w:pPr>
-        <w:pStyle w:val="Heading2"/>
-        <w:spacing w:before="200" w:after="80"/>
-      </w:pPr>
-      <w:r>
-        <w:rPr>
-          <w:rFonts w:ascii="Times New Roman" w:hAnsi="Times New Roman"/>
+          <w:rFonts w:ascii="Segoe UI" w:hAnsi="Segoe UI"/>
           <w:b/>
-          <w:color w:val="1E3A8A"/>
+          <w:color w:val="4F46E5"/>
           <w:sz w:val="28"/>
         </w:rPr>
         <w:t>2. CHI TIẾT CÁC TẦNG HỆ THỐNG</w:t>
@@ -268,13 +230,13 @@
     <w:p>
       <w:pPr>
         <w:pStyle w:val="Heading3"/>
-        <w:spacing w:before="160" w:after="60"/>
+        <w:spacing w:before="200" w:after="80"/>
       </w:pPr>
       <w:r>
         <w:rPr>
-          <w:rFonts w:ascii="Times New Roman" w:hAnsi="Times New Roman"/>
+          <w:rFonts w:ascii="Segoe UI" w:hAnsi="Segoe UI"/>
           <w:b/>
-          <w:color w:val="334155"/>
+          <w:color w:val="0F172A"/>
           <w:sz w:val="24"/>
         </w:rPr>
         <w:t>2.1. Tầng Trình diễn (Client Tier)</w:t>
@@ -283,20 +245,18 @@
     <w:p>
       <w:pPr>
         <w:pStyle w:val="ListBullet"/>
-        <w:spacing w:after="60" w:before="0"/>
+        <w:spacing w:before="40" w:after="40" w:line="276" w:lineRule="auto"/>
       </w:pPr>
       <w:r>
         <w:rPr>
-          <w:rFonts w:ascii="Times New Roman" w:hAnsi="Times New Roman"/>
           <w:b/>
-          <w:sz w:val="22"/>
         </w:rPr>
         <w:t>Công nghệ cốt lõi:</w:t>
       </w:r>
       <w:r>
         <w:rPr>
-          <w:rFonts w:ascii="Times New Roman" w:hAnsi="Times New Roman"/>
-          <w:sz w:val="22"/>
+          <w:rFonts w:ascii="Segoe UI" w:hAnsi="Segoe UI"/>
+          <w:sz w:val="20"/>
         </w:rPr>
         <w:t xml:space="preserve"> React 18, TypeScript, Vite Bundler.</w:t>
       </w:r>
@@ -304,95 +264,93 @@
     <w:p>
       <w:pPr>
         <w:pStyle w:val="ListBullet"/>
-        <w:spacing w:after="60" w:before="0"/>
+        <w:spacing w:before="40" w:after="40" w:line="276" w:lineRule="auto"/>
       </w:pPr>
       <w:r>
         <w:rPr>
-          <w:rFonts w:ascii="Times New Roman" w:hAnsi="Times New Roman"/>
           <w:b/>
-          <w:sz w:val="22"/>
         </w:rPr>
         <w:t>Quản lý phiên &amp; Xác thực:</w:t>
       </w:r>
       <w:r>
         <w:rPr>
-          <w:rFonts w:ascii="Times New Roman" w:hAnsi="Times New Roman"/>
-          <w:sz w:val="22"/>
+          <w:rFonts w:ascii="Segoe UI" w:hAnsi="Segoe UI"/>
+          <w:sz w:val="20"/>
         </w:rPr>
         <w:t xml:space="preserve"> </w:t>
       </w:r>
       <w:r>
         <w:rPr>
-          <w:rFonts w:ascii="Times New Roman" w:hAnsi="Times New Roman"/>
+          <w:rFonts w:ascii="Consolas" w:hAnsi="Consolas"/>
           <w:color w:val="B42828"/>
-          <w:sz w:val="22"/>
+          <w:sz w:val="19"/>
         </w:rPr>
         <w:t>AuthContext</w:t>
       </w:r>
       <w:r>
         <w:rPr>
-          <w:rFonts w:ascii="Times New Roman" w:hAnsi="Times New Roman"/>
-          <w:sz w:val="22"/>
+          <w:rFonts w:ascii="Segoe UI" w:hAnsi="Segoe UI"/>
+          <w:sz w:val="20"/>
         </w:rPr>
         <w:t xml:space="preserve"> lưu giữ trạng thái người dùng đăng nhập (</w:t>
       </w:r>
       <w:r>
         <w:rPr>
-          <w:rFonts w:ascii="Times New Roman" w:hAnsi="Times New Roman"/>
+          <w:rFonts w:ascii="Consolas" w:hAnsi="Consolas"/>
           <w:color w:val="B42828"/>
-          <w:sz w:val="22"/>
+          <w:sz w:val="19"/>
         </w:rPr>
         <w:t>user</w:t>
       </w:r>
       <w:r>
         <w:rPr>
-          <w:rFonts w:ascii="Times New Roman" w:hAnsi="Times New Roman"/>
-          <w:sz w:val="22"/>
+          <w:rFonts w:ascii="Segoe UI" w:hAnsi="Segoe UI"/>
+          <w:sz w:val="20"/>
         </w:rPr>
         <w:t xml:space="preserve">, </w:t>
       </w:r>
       <w:r>
         <w:rPr>
-          <w:rFonts w:ascii="Times New Roman" w:hAnsi="Times New Roman"/>
+          <w:rFonts w:ascii="Consolas" w:hAnsi="Consolas"/>
           <w:color w:val="B42828"/>
-          <w:sz w:val="22"/>
+          <w:sz w:val="19"/>
         </w:rPr>
         <w:t>token</w:t>
       </w:r>
       <w:r>
         <w:rPr>
-          <w:rFonts w:ascii="Times New Roman" w:hAnsi="Times New Roman"/>
-          <w:sz w:val="22"/>
+          <w:rFonts w:ascii="Segoe UI" w:hAnsi="Segoe UI"/>
+          <w:sz w:val="20"/>
         </w:rPr>
         <w:t xml:space="preserve">, </w:t>
       </w:r>
       <w:r>
         <w:rPr>
-          <w:rFonts w:ascii="Times New Roman" w:hAnsi="Times New Roman"/>
+          <w:rFonts w:ascii="Consolas" w:hAnsi="Consolas"/>
           <w:color w:val="B42828"/>
-          <w:sz w:val="22"/>
+          <w:sz w:val="19"/>
         </w:rPr>
         <w:t>role</w:t>
       </w:r>
       <w:r>
         <w:rPr>
-          <w:rFonts w:ascii="Times New Roman" w:hAnsi="Times New Roman"/>
-          <w:sz w:val="22"/>
+          <w:rFonts w:ascii="Segoe UI" w:hAnsi="Segoe UI"/>
+          <w:sz w:val="20"/>
         </w:rPr>
         <w:t xml:space="preserve">) trong </w:t>
       </w:r>
       <w:r>
         <w:rPr>
-          <w:rFonts w:ascii="Times New Roman" w:hAnsi="Times New Roman"/>
+          <w:rFonts w:ascii="Consolas" w:hAnsi="Consolas"/>
           <w:color w:val="B42828"/>
-          <w:sz w:val="22"/>
+          <w:sz w:val="19"/>
         </w:rPr>
         <w:t>localStorage</w:t>
       </w:r>
       <w:r>
         <w:rPr>
-          <w:rFonts w:ascii="Times New Roman" w:hAnsi="Times New Roman"/>
-          <w:sz w:val="22"/>
+          <w:rFonts w:ascii="Segoe UI" w:hAnsi="Segoe UI"/>
+          <w:sz w:val="20"/>
         </w:rPr>
         <w:t xml:space="preserve"> và tự động khôi phục khi tải lại trang.</w:t>
       </w:r>
@@ -400,203 +358,201 @@
     <w:p>
       <w:pPr>
         <w:pStyle w:val="ListBullet"/>
-        <w:spacing w:after="60" w:before="0"/>
+        <w:spacing w:before="40" w:after="40" w:line="276" w:lineRule="auto"/>
       </w:pPr>
       <w:r>
         <w:rPr>
-          <w:rFonts w:ascii="Times New Roman" w:hAnsi="Times New Roman"/>
           <w:b/>
-          <w:sz w:val="22"/>
         </w:rPr>
         <w:t>Bảo vệ định tuyến (Route Guard):</w:t>
       </w:r>
       <w:r>
         <w:rPr>
-          <w:rFonts w:ascii="Times New Roman" w:hAnsi="Times New Roman"/>
-          <w:sz w:val="22"/>
+          <w:rFonts w:ascii="Segoe UI" w:hAnsi="Segoe UI"/>
+          <w:sz w:val="20"/>
         </w:rPr>
         <w:t xml:space="preserve"> Component </w:t>
       </w:r>
       <w:r>
         <w:rPr>
-          <w:rFonts w:ascii="Times New Roman" w:hAnsi="Times New Roman"/>
+          <w:rFonts w:ascii="Consolas" w:hAnsi="Consolas"/>
           <w:color w:val="B42828"/>
-          <w:sz w:val="22"/>
+          <w:sz w:val="19"/>
         </w:rPr>
         <w:t>ProtectedRoute</w:t>
       </w:r>
       <w:r>
         <w:rPr>
-          <w:rFonts w:ascii="Times New Roman" w:hAnsi="Times New Roman"/>
-          <w:sz w:val="22"/>
+          <w:rFonts w:ascii="Segoe UI" w:hAnsi="Segoe UI"/>
+          <w:sz w:val="20"/>
         </w:rPr>
         <w:t xml:space="preserve"> kiểm tra quyền truy cập theo vai trò:</w:t>
       </w:r>
     </w:p>
     <w:p>
       <w:pPr>
-        <w:spacing w:after="100" w:before="0" w:line="276" w:lineRule="auto"/>
+        <w:spacing w:before="40" w:after="80" w:line="288" w:lineRule="auto"/>
       </w:pPr>
       <w:r>
         <w:rPr>
-          <w:rFonts w:ascii="Times New Roman" w:hAnsi="Times New Roman"/>
-          <w:sz w:val="22"/>
+          <w:rFonts w:ascii="Segoe UI" w:hAnsi="Segoe UI"/>
+          <w:sz w:val="21"/>
         </w:rPr>
         <w:t xml:space="preserve">  - Sinh viên truy cập: </w:t>
       </w:r>
       <w:r>
         <w:rPr>
-          <w:rFonts w:ascii="Times New Roman" w:hAnsi="Times New Roman"/>
+          <w:rFonts w:ascii="Consolas" w:hAnsi="Consolas"/>
           <w:color w:val="B42828"/>
-          <w:sz w:val="22"/>
+          <w:sz w:val="19"/>
         </w:rPr>
         <w:t>/student/*</w:t>
       </w:r>
       <w:r>
         <w:rPr>
-          <w:rFonts w:ascii="Times New Roman" w:hAnsi="Times New Roman"/>
-          <w:sz w:val="22"/>
+          <w:rFonts w:ascii="Segoe UI" w:hAnsi="Segoe UI"/>
+          <w:sz w:val="21"/>
         </w:rPr>
         <w:t xml:space="preserve"> (</w:t>
       </w:r>
       <w:r>
         <w:rPr>
-          <w:rFonts w:ascii="Times New Roman" w:hAnsi="Times New Roman"/>
+          <w:rFonts w:ascii="Consolas" w:hAnsi="Consolas"/>
           <w:color w:val="B42828"/>
-          <w:sz w:val="22"/>
+          <w:sz w:val="19"/>
         </w:rPr>
         <w:t>ROLE_STUDENT</w:t>
       </w:r>
       <w:r>
         <w:rPr>
-          <w:rFonts w:ascii="Times New Roman" w:hAnsi="Times New Roman"/>
-          <w:sz w:val="22"/>
+          <w:rFonts w:ascii="Segoe UI" w:hAnsi="Segoe UI"/>
+          <w:sz w:val="21"/>
         </w:rPr>
         <w:t>)</w:t>
       </w:r>
     </w:p>
     <w:p>
       <w:pPr>
-        <w:spacing w:after="100" w:before="0" w:line="276" w:lineRule="auto"/>
+        <w:spacing w:before="40" w:after="80" w:line="288" w:lineRule="auto"/>
       </w:pPr>
       <w:r>
         <w:rPr>
-          <w:rFonts w:ascii="Times New Roman" w:hAnsi="Times New Roman"/>
-          <w:sz w:val="22"/>
+          <w:rFonts w:ascii="Segoe UI" w:hAnsi="Segoe UI"/>
+          <w:sz w:val="21"/>
         </w:rPr>
         <w:t xml:space="preserve">  - Nhà tuyển dụng truy cập: </w:t>
       </w:r>
       <w:r>
         <w:rPr>
-          <w:rFonts w:ascii="Times New Roman" w:hAnsi="Times New Roman"/>
+          <w:rFonts w:ascii="Consolas" w:hAnsi="Consolas"/>
           <w:color w:val="B42828"/>
-          <w:sz w:val="22"/>
+          <w:sz w:val="19"/>
         </w:rPr>
         <w:t>/employer/*</w:t>
       </w:r>
       <w:r>
         <w:rPr>
-          <w:rFonts w:ascii="Times New Roman" w:hAnsi="Times New Roman"/>
-          <w:sz w:val="22"/>
+          <w:rFonts w:ascii="Segoe UI" w:hAnsi="Segoe UI"/>
+          <w:sz w:val="21"/>
         </w:rPr>
         <w:t xml:space="preserve">, </w:t>
       </w:r>
       <w:r>
         <w:rPr>
-          <w:rFonts w:ascii="Times New Roman" w:hAnsi="Times New Roman"/>
+          <w:rFonts w:ascii="Consolas" w:hAnsi="Consolas"/>
           <w:color w:val="B42828"/>
-          <w:sz w:val="22"/>
+          <w:sz w:val="19"/>
         </w:rPr>
         <w:t>/post-job</w:t>
       </w:r>
       <w:r>
         <w:rPr>
-          <w:rFonts w:ascii="Times New Roman" w:hAnsi="Times New Roman"/>
-          <w:sz w:val="22"/>
+          <w:rFonts w:ascii="Segoe UI" w:hAnsi="Segoe UI"/>
+          <w:sz w:val="21"/>
         </w:rPr>
         <w:t xml:space="preserve"> (</w:t>
       </w:r>
       <w:r>
         <w:rPr>
-          <w:rFonts w:ascii="Times New Roman" w:hAnsi="Times New Roman"/>
+          <w:rFonts w:ascii="Consolas" w:hAnsi="Consolas"/>
           <w:color w:val="B42828"/>
-          <w:sz w:val="22"/>
+          <w:sz w:val="19"/>
         </w:rPr>
         <w:t>ROLE_EMPLOYER</w:t>
       </w:r>
       <w:r>
         <w:rPr>
-          <w:rFonts w:ascii="Times New Roman" w:hAnsi="Times New Roman"/>
-          <w:sz w:val="22"/>
+          <w:rFonts w:ascii="Segoe UI" w:hAnsi="Segoe UI"/>
+          <w:sz w:val="21"/>
         </w:rPr>
         <w:t>)</w:t>
       </w:r>
     </w:p>
     <w:p>
       <w:pPr>
-        <w:spacing w:after="100" w:before="0" w:line="276" w:lineRule="auto"/>
+        <w:spacing w:before="40" w:after="80" w:line="288" w:lineRule="auto"/>
       </w:pPr>
       <w:r>
         <w:rPr>
-          <w:rFonts w:ascii="Times New Roman" w:hAnsi="Times New Roman"/>
-          <w:sz w:val="22"/>
+          <w:rFonts w:ascii="Segoe UI" w:hAnsi="Segoe UI"/>
+          <w:sz w:val="21"/>
         </w:rPr>
         <w:t xml:space="preserve">  - Quản trị viên truy cập: </w:t>
       </w:r>
       <w:r>
         <w:rPr>
-          <w:rFonts w:ascii="Times New Roman" w:hAnsi="Times New Roman"/>
+          <w:rFonts w:ascii="Consolas" w:hAnsi="Consolas"/>
           <w:color w:val="B42828"/>
-          <w:sz w:val="22"/>
+          <w:sz w:val="19"/>
         </w:rPr>
         <w:t>/admin/*</w:t>
       </w:r>
       <w:r>
         <w:rPr>
-          <w:rFonts w:ascii="Times New Roman" w:hAnsi="Times New Roman"/>
-          <w:sz w:val="22"/>
+          <w:rFonts w:ascii="Segoe UI" w:hAnsi="Segoe UI"/>
+          <w:sz w:val="21"/>
         </w:rPr>
         <w:t xml:space="preserve"> (</w:t>
       </w:r>
       <w:r>
         <w:rPr>
-          <w:rFonts w:ascii="Times New Roman" w:hAnsi="Times New Roman"/>
+          <w:rFonts w:ascii="Consolas" w:hAnsi="Consolas"/>
           <w:color w:val="B42828"/>
-          <w:sz w:val="22"/>
+          <w:sz w:val="19"/>
         </w:rPr>
         <w:t>ROLE_ADMIN</w:t>
       </w:r>
       <w:r>
         <w:rPr>
-          <w:rFonts w:ascii="Times New Roman" w:hAnsi="Times New Roman"/>
-          <w:sz w:val="22"/>
+          <w:rFonts w:ascii="Segoe UI" w:hAnsi="Segoe UI"/>
+          <w:sz w:val="21"/>
         </w:rPr>
         <w:t>)</w:t>
       </w:r>
     </w:p>
     <w:p>
       <w:pPr>
-        <w:spacing w:after="100" w:before="0" w:line="276" w:lineRule="auto"/>
+        <w:spacing w:before="40" w:after="80" w:line="288" w:lineRule="auto"/>
       </w:pPr>
       <w:r>
         <w:rPr>
-          <w:rFonts w:ascii="Times New Roman" w:hAnsi="Times New Roman"/>
-          <w:sz w:val="22"/>
+          <w:rFonts w:ascii="Segoe UI" w:hAnsi="Segoe UI"/>
+          <w:sz w:val="21"/>
         </w:rPr>
         <w:t xml:space="preserve">  - Điều hướng thông minh: </w:t>
       </w:r>
       <w:r>
         <w:rPr>
-          <w:rFonts w:ascii="Times New Roman" w:hAnsi="Times New Roman"/>
+          <w:rFonts w:ascii="Consolas" w:hAnsi="Consolas"/>
           <w:color w:val="B42828"/>
-          <w:sz w:val="22"/>
+          <w:sz w:val="19"/>
         </w:rPr>
         <w:t>/dashboard</w:t>
       </w:r>
       <w:r>
         <w:rPr>
-          <w:rFonts w:ascii="Times New Roman" w:hAnsi="Times New Roman"/>
-          <w:sz w:val="22"/>
+          <w:rFonts w:ascii="Segoe UI" w:hAnsi="Segoe UI"/>
+          <w:sz w:val="21"/>
         </w:rPr>
         <w:t xml:space="preserve"> tự động chuyển hướng đúng trang tương ứng với vai trò của người dùng.</w:t>
       </w:r>
@@ -604,50 +560,48 @@
     <w:p>
       <w:pPr>
         <w:pStyle w:val="ListBullet"/>
-        <w:spacing w:after="60" w:before="0"/>
+        <w:spacing w:before="40" w:after="40" w:line="276" w:lineRule="auto"/>
       </w:pPr>
       <w:r>
         <w:rPr>
-          <w:rFonts w:ascii="Times New Roman" w:hAnsi="Times New Roman"/>
           <w:b/>
-          <w:sz w:val="22"/>
         </w:rPr>
         <w:t>Giao tiếp API:</w:t>
       </w:r>
       <w:r>
         <w:rPr>
-          <w:rFonts w:ascii="Times New Roman" w:hAnsi="Times New Roman"/>
-          <w:sz w:val="22"/>
+          <w:rFonts w:ascii="Segoe UI" w:hAnsi="Segoe UI"/>
+          <w:sz w:val="20"/>
         </w:rPr>
         <w:t xml:space="preserve"> </w:t>
       </w:r>
       <w:r>
         <w:rPr>
-          <w:rFonts w:ascii="Times New Roman" w:hAnsi="Times New Roman"/>
+          <w:rFonts w:ascii="Consolas" w:hAnsi="Consolas"/>
           <w:color w:val="B42828"/>
-          <w:sz w:val="22"/>
+          <w:sz w:val="19"/>
         </w:rPr>
         <w:t>apiClient</w:t>
       </w:r>
       <w:r>
         <w:rPr>
-          <w:rFonts w:ascii="Times New Roman" w:hAnsi="Times New Roman"/>
-          <w:sz w:val="22"/>
+          <w:rFonts w:ascii="Segoe UI" w:hAnsi="Segoe UI"/>
+          <w:sz w:val="20"/>
         </w:rPr>
         <w:t xml:space="preserve"> (Axios) tự động đính kèm </w:t>
       </w:r>
       <w:r>
         <w:rPr>
-          <w:rFonts w:ascii="Times New Roman" w:hAnsi="Times New Roman"/>
+          <w:rFonts w:ascii="Consolas" w:hAnsi="Consolas"/>
           <w:color w:val="B42828"/>
-          <w:sz w:val="22"/>
+          <w:sz w:val="19"/>
         </w:rPr>
         <w:t>Authorization: Bearer &lt;token&gt;</w:t>
       </w:r>
       <w:r>
         <w:rPr>
-          <w:rFonts w:ascii="Times New Roman" w:hAnsi="Times New Roman"/>
-          <w:sz w:val="22"/>
+          <w:rFonts w:ascii="Segoe UI" w:hAnsi="Segoe UI"/>
+          <w:sz w:val="20"/>
         </w:rPr>
         <w:t xml:space="preserve"> vào mọi yêu cầu và chuyển hướng về trang đăng nhập nếu token hết hạn (HTTP 401).</w:t>
       </w:r>
@@ -655,13 +609,13 @@
     <w:p>
       <w:pPr>
         <w:pStyle w:val="Heading3"/>
-        <w:spacing w:before="160" w:after="60"/>
+        <w:spacing w:before="200" w:after="80"/>
       </w:pPr>
       <w:r>
         <w:rPr>
-          <w:rFonts w:ascii="Times New Roman" w:hAnsi="Times New Roman"/>
+          <w:rFonts w:ascii="Segoe UI" w:hAnsi="Segoe UI"/>
           <w:b/>
-          <w:color w:val="334155"/>
+          <w:color w:val="0F172A"/>
           <w:sz w:val="24"/>
         </w:rPr>
         <w:t>2.2. Tầng Nghiệp vụ (Application Tier)</w:t>
@@ -669,383 +623,403 @@
     </w:p>
     <w:p>
       <w:pPr>
-        <w:spacing w:after="100" w:before="0" w:line="276" w:lineRule="auto"/>
+        <w:spacing w:before="40" w:after="80" w:line="288" w:lineRule="auto"/>
       </w:pPr>
       <w:r>
         <w:rPr>
-          <w:rFonts w:ascii="Times New Roman" w:hAnsi="Times New Roman"/>
-          <w:sz w:val="22"/>
+          <w:rFonts w:ascii="Segoe UI" w:hAnsi="Segoe UI"/>
+          <w:sz w:val="21"/>
         </w:rPr>
         <w:t>Mã nguồn backend tổ chức theo cấu trúc phân tầng nghiêm ngặt (</w:t>
       </w:r>
       <w:r>
         <w:rPr>
-          <w:rFonts w:ascii="Times New Roman" w:hAnsi="Times New Roman"/>
+          <w:rFonts w:ascii="Consolas" w:hAnsi="Consolas"/>
           <w:color w:val="B42828"/>
-          <w:sz w:val="22"/>
+          <w:sz w:val="19"/>
         </w:rPr>
         <w:t>com.nhom8.freelance</w:t>
       </w:r>
       <w:r>
         <w:rPr>
-          <w:rFonts w:ascii="Times New Roman" w:hAnsi="Times New Roman"/>
-          <w:sz w:val="22"/>
+          <w:rFonts w:ascii="Segoe UI" w:hAnsi="Segoe UI"/>
+          <w:sz w:val="21"/>
         </w:rPr>
         <w:t>):</w:t>
       </w:r>
     </w:p>
     <w:p>
       <w:pPr>
-        <w:pStyle w:val="ListNumber"/>
-        <w:spacing w:after="60" w:before="0"/>
+        <w:spacing w:before="40" w:after="40" w:line="276" w:lineRule="auto"/>
+        <w:ind w:left="360"/>
       </w:pPr>
       <w:r>
         <w:rPr>
-          <w:rFonts w:ascii="Times New Roman" w:hAnsi="Times New Roman"/>
+          <w:rFonts w:ascii="Segoe UI" w:hAnsi="Segoe UI"/>
+          <w:sz w:val="20"/>
+        </w:rPr>
+        <w:t xml:space="preserve">1. </w:t>
+      </w:r>
+      <w:r>
+        <w:rPr>
           <w:b/>
-          <w:sz w:val="22"/>
         </w:rPr>
         <w:t>Controllers (`com.nhom8.freelance.controllers`):</w:t>
       </w:r>
     </w:p>
     <w:p>
       <w:pPr>
-        <w:spacing w:after="100" w:before="0" w:line="276" w:lineRule="auto"/>
+        <w:spacing w:before="40" w:after="80" w:line="288" w:lineRule="auto"/>
       </w:pPr>
       <w:r>
         <w:rPr>
-          <w:rFonts w:ascii="Times New Roman" w:hAnsi="Times New Roman"/>
-          <w:sz w:val="22"/>
+          <w:rFonts w:ascii="Segoe UI" w:hAnsi="Segoe UI"/>
+          <w:sz w:val="21"/>
         </w:rPr>
         <w:t xml:space="preserve">   - Tiếp nhận HTTP Request, giải mã tham số, kiểm tra dữ liệu đầu vào (</w:t>
       </w:r>
       <w:r>
         <w:rPr>
-          <w:rFonts w:ascii="Times New Roman" w:hAnsi="Times New Roman"/>
+          <w:rFonts w:ascii="Consolas" w:hAnsi="Consolas"/>
           <w:color w:val="B42828"/>
-          <w:sz w:val="22"/>
+          <w:sz w:val="19"/>
         </w:rPr>
         <w:t>@Valid</w:t>
       </w:r>
       <w:r>
         <w:rPr>
-          <w:rFonts w:ascii="Times New Roman" w:hAnsi="Times New Roman"/>
-          <w:sz w:val="22"/>
+          <w:rFonts w:ascii="Segoe UI" w:hAnsi="Segoe UI"/>
+          <w:sz w:val="21"/>
         </w:rPr>
         <w:t xml:space="preserve">), gọi Service tương ứng và trả về </w:t>
       </w:r>
       <w:r>
         <w:rPr>
-          <w:rFonts w:ascii="Times New Roman" w:hAnsi="Times New Roman"/>
+          <w:rFonts w:ascii="Consolas" w:hAnsi="Consolas"/>
           <w:color w:val="B42828"/>
-          <w:sz w:val="22"/>
+          <w:sz w:val="19"/>
         </w:rPr>
         <w:t>ResponseEntity&lt;ApiResponse&lt;T&gt;&gt;</w:t>
       </w:r>
       <w:r>
         <w:rPr>
-          <w:rFonts w:ascii="Times New Roman" w:hAnsi="Times New Roman"/>
-          <w:sz w:val="22"/>
+          <w:rFonts w:ascii="Segoe UI" w:hAnsi="Segoe UI"/>
+          <w:sz w:val="21"/>
         </w:rPr>
         <w:t>.</w:t>
       </w:r>
     </w:p>
     <w:p>
       <w:pPr>
-        <w:spacing w:after="100" w:before="0" w:line="276" w:lineRule="auto"/>
+        <w:spacing w:before="40" w:after="80" w:line="288" w:lineRule="auto"/>
       </w:pPr>
       <w:r>
         <w:rPr>
-          <w:rFonts w:ascii="Times New Roman" w:hAnsi="Times New Roman"/>
-          <w:sz w:val="22"/>
+          <w:rFonts w:ascii="Segoe UI" w:hAnsi="Segoe UI"/>
+          <w:sz w:val="21"/>
         </w:rPr>
         <w:t xml:space="preserve">   - Bao gồm: </w:t>
       </w:r>
       <w:r>
         <w:rPr>
-          <w:rFonts w:ascii="Times New Roman" w:hAnsi="Times New Roman"/>
+          <w:rFonts w:ascii="Consolas" w:hAnsi="Consolas"/>
           <w:color w:val="B42828"/>
-          <w:sz w:val="22"/>
+          <w:sz w:val="19"/>
         </w:rPr>
         <w:t>AuthController</w:t>
       </w:r>
       <w:r>
         <w:rPr>
-          <w:rFonts w:ascii="Times New Roman" w:hAnsi="Times New Roman"/>
-          <w:sz w:val="22"/>
+          <w:rFonts w:ascii="Segoe UI" w:hAnsi="Segoe UI"/>
+          <w:sz w:val="21"/>
         </w:rPr>
         <w:t xml:space="preserve">, </w:t>
       </w:r>
       <w:r>
         <w:rPr>
-          <w:rFonts w:ascii="Times New Roman" w:hAnsi="Times New Roman"/>
+          <w:rFonts w:ascii="Consolas" w:hAnsi="Consolas"/>
           <w:color w:val="B42828"/>
-          <w:sz w:val="22"/>
+          <w:sz w:val="19"/>
         </w:rPr>
         <w:t>JobController</w:t>
       </w:r>
       <w:r>
         <w:rPr>
-          <w:rFonts w:ascii="Times New Roman" w:hAnsi="Times New Roman"/>
-          <w:sz w:val="22"/>
+          <w:rFonts w:ascii="Segoe UI" w:hAnsi="Segoe UI"/>
+          <w:sz w:val="21"/>
         </w:rPr>
         <w:t xml:space="preserve">, </w:t>
       </w:r>
       <w:r>
         <w:rPr>
-          <w:rFonts w:ascii="Times New Roman" w:hAnsi="Times New Roman"/>
+          <w:rFonts w:ascii="Consolas" w:hAnsi="Consolas"/>
           <w:color w:val="B42828"/>
-          <w:sz w:val="22"/>
+          <w:sz w:val="19"/>
         </w:rPr>
         <w:t>ApplicationController</w:t>
       </w:r>
       <w:r>
         <w:rPr>
-          <w:rFonts w:ascii="Times New Roman" w:hAnsi="Times New Roman"/>
-          <w:sz w:val="22"/>
+          <w:rFonts w:ascii="Segoe UI" w:hAnsi="Segoe UI"/>
+          <w:sz w:val="21"/>
         </w:rPr>
         <w:t xml:space="preserve">, </w:t>
       </w:r>
       <w:r>
         <w:rPr>
-          <w:rFonts w:ascii="Times New Roman" w:hAnsi="Times New Roman"/>
+          <w:rFonts w:ascii="Consolas" w:hAnsi="Consolas"/>
           <w:color w:val="B42828"/>
-          <w:sz w:val="22"/>
+          <w:sz w:val="19"/>
         </w:rPr>
         <w:t>ReviewController</w:t>
       </w:r>
       <w:r>
         <w:rPr>
-          <w:rFonts w:ascii="Times New Roman" w:hAnsi="Times New Roman"/>
-          <w:sz w:val="22"/>
+          <w:rFonts w:ascii="Segoe UI" w:hAnsi="Segoe UI"/>
+          <w:sz w:val="21"/>
         </w:rPr>
         <w:t xml:space="preserve">, </w:t>
       </w:r>
       <w:r>
         <w:rPr>
-          <w:rFonts w:ascii="Times New Roman" w:hAnsi="Times New Roman"/>
+          <w:rFonts w:ascii="Consolas" w:hAnsi="Consolas"/>
           <w:color w:val="B42828"/>
-          <w:sz w:val="22"/>
+          <w:sz w:val="19"/>
         </w:rPr>
         <w:t>NotificationController</w:t>
       </w:r>
       <w:r>
         <w:rPr>
-          <w:rFonts w:ascii="Times New Roman" w:hAnsi="Times New Roman"/>
-          <w:sz w:val="22"/>
+          <w:rFonts w:ascii="Segoe UI" w:hAnsi="Segoe UI"/>
+          <w:sz w:val="21"/>
         </w:rPr>
         <w:t xml:space="preserve">, </w:t>
       </w:r>
       <w:r>
         <w:rPr>
-          <w:rFonts w:ascii="Times New Roman" w:hAnsi="Times New Roman"/>
+          <w:rFonts w:ascii="Consolas" w:hAnsi="Consolas"/>
           <w:color w:val="B42828"/>
-          <w:sz w:val="22"/>
+          <w:sz w:val="19"/>
         </w:rPr>
         <w:t>UserController</w:t>
       </w:r>
       <w:r>
         <w:rPr>
-          <w:rFonts w:ascii="Times New Roman" w:hAnsi="Times New Roman"/>
-          <w:sz w:val="22"/>
+          <w:rFonts w:ascii="Segoe UI" w:hAnsi="Segoe UI"/>
+          <w:sz w:val="21"/>
         </w:rPr>
         <w:t xml:space="preserve">, </w:t>
       </w:r>
       <w:r>
         <w:rPr>
-          <w:rFonts w:ascii="Times New Roman" w:hAnsi="Times New Roman"/>
+          <w:rFonts w:ascii="Consolas" w:hAnsi="Consolas"/>
           <w:color w:val="B42828"/>
-          <w:sz w:val="22"/>
+          <w:sz w:val="19"/>
         </w:rPr>
         <w:t>CategoryController</w:t>
       </w:r>
       <w:r>
         <w:rPr>
-          <w:rFonts w:ascii="Times New Roman" w:hAnsi="Times New Roman"/>
-          <w:sz w:val="22"/>
+          <w:rFonts w:ascii="Segoe UI" w:hAnsi="Segoe UI"/>
+          <w:sz w:val="21"/>
         </w:rPr>
         <w:t xml:space="preserve">, </w:t>
       </w:r>
       <w:r>
         <w:rPr>
-          <w:rFonts w:ascii="Times New Roman" w:hAnsi="Times New Roman"/>
+          <w:rFonts w:ascii="Consolas" w:hAnsi="Consolas"/>
           <w:color w:val="B42828"/>
-          <w:sz w:val="22"/>
+          <w:sz w:val="19"/>
         </w:rPr>
         <w:t>AdminController</w:t>
       </w:r>
       <w:r>
         <w:rPr>
-          <w:rFonts w:ascii="Times New Roman" w:hAnsi="Times New Roman"/>
-          <w:sz w:val="22"/>
+          <w:rFonts w:ascii="Segoe UI" w:hAnsi="Segoe UI"/>
+          <w:sz w:val="21"/>
         </w:rPr>
         <w:t>.</w:t>
       </w:r>
     </w:p>
     <w:p>
       <w:pPr>
-        <w:pStyle w:val="ListNumber"/>
-        <w:spacing w:after="60" w:before="0"/>
+        <w:spacing w:before="40" w:after="40" w:line="276" w:lineRule="auto"/>
+        <w:ind w:left="360"/>
       </w:pPr>
       <w:r>
         <w:rPr>
-          <w:rFonts w:ascii="Times New Roman" w:hAnsi="Times New Roman"/>
+          <w:rFonts w:ascii="Segoe UI" w:hAnsi="Segoe UI"/>
+          <w:sz w:val="20"/>
+        </w:rPr>
+        <w:t xml:space="preserve">2. </w:t>
+      </w:r>
+      <w:r>
+        <w:rPr>
           <w:b/>
-          <w:sz w:val="22"/>
         </w:rPr>
         <w:t>Services (`com.nhom8.freelance.services`):</w:t>
       </w:r>
     </w:p>
     <w:p>
       <w:pPr>
-        <w:spacing w:after="100" w:before="0" w:line="276" w:lineRule="auto"/>
+        <w:spacing w:before="40" w:after="80" w:line="288" w:lineRule="auto"/>
       </w:pPr>
       <w:r>
         <w:rPr>
-          <w:rFonts w:ascii="Times New Roman" w:hAnsi="Times New Roman"/>
-          <w:sz w:val="22"/>
+          <w:rFonts w:ascii="Segoe UI" w:hAnsi="Segoe UI"/>
+          <w:sz w:val="21"/>
         </w:rPr>
         <w:t xml:space="preserve">   - Chứa 100% logic nghiệp vụ: Kiểm tra quyền sở hữu bài đăng, kiểm tra trạng thái việc làm, thực hiện chuyển đổi trạng thái đơn, tính toán đánh giá sao và kích hoạt tạo thông báo hệ thống.</w:t>
       </w:r>
     </w:p>
     <w:p>
       <w:pPr>
-        <w:pStyle w:val="ListNumber"/>
-        <w:spacing w:after="60" w:before="0"/>
+        <w:spacing w:before="40" w:after="40" w:line="276" w:lineRule="auto"/>
+        <w:ind w:left="360"/>
       </w:pPr>
       <w:r>
         <w:rPr>
-          <w:rFonts w:ascii="Times New Roman" w:hAnsi="Times New Roman"/>
+          <w:rFonts w:ascii="Segoe UI" w:hAnsi="Segoe UI"/>
+          <w:sz w:val="20"/>
+        </w:rPr>
+        <w:t xml:space="preserve">3. </w:t>
+      </w:r>
+      <w:r>
+        <w:rPr>
           <w:b/>
-          <w:sz w:val="22"/>
         </w:rPr>
         <w:t>Repositories (`com.nhom8.freelance.repositories`):</w:t>
       </w:r>
     </w:p>
     <w:p>
       <w:pPr>
-        <w:spacing w:after="100" w:before="0" w:line="276" w:lineRule="auto"/>
+        <w:spacing w:before="40" w:after="80" w:line="288" w:lineRule="auto"/>
       </w:pPr>
       <w:r>
         <w:rPr>
-          <w:rFonts w:ascii="Times New Roman" w:hAnsi="Times New Roman"/>
-          <w:sz w:val="22"/>
+          <w:rFonts w:ascii="Segoe UI" w:hAnsi="Segoe UI"/>
+          <w:sz w:val="21"/>
         </w:rPr>
         <w:t xml:space="preserve">   - Kế thừa </w:t>
       </w:r>
       <w:r>
         <w:rPr>
-          <w:rFonts w:ascii="Times New Roman" w:hAnsi="Times New Roman"/>
+          <w:rFonts w:ascii="Consolas" w:hAnsi="Consolas"/>
           <w:color w:val="B42828"/>
-          <w:sz w:val="22"/>
+          <w:sz w:val="19"/>
         </w:rPr>
         <w:t>JpaRepository</w:t>
       </w:r>
       <w:r>
         <w:rPr>
-          <w:rFonts w:ascii="Times New Roman" w:hAnsi="Times New Roman"/>
-          <w:sz w:val="22"/>
+          <w:rFonts w:ascii="Segoe UI" w:hAnsi="Segoe UI"/>
+          <w:sz w:val="21"/>
         </w:rPr>
         <w:t xml:space="preserve"> của Spring Data JPA. Sử dụng câu truy vấn tối ưu, tự động ngăn chặn hoàn toàn tấn công SQL Injection.</w:t>
       </w:r>
     </w:p>
     <w:p>
       <w:pPr>
-        <w:pStyle w:val="ListNumber"/>
-        <w:spacing w:after="60" w:before="0"/>
+        <w:spacing w:before="40" w:after="40" w:line="276" w:lineRule="auto"/>
+        <w:ind w:left="360"/>
       </w:pPr>
       <w:r>
         <w:rPr>
-          <w:rFonts w:ascii="Times New Roman" w:hAnsi="Times New Roman"/>
+          <w:rFonts w:ascii="Segoe UI" w:hAnsi="Segoe UI"/>
+          <w:sz w:val="20"/>
+        </w:rPr>
+        <w:t xml:space="preserve">4. </w:t>
+      </w:r>
+      <w:r>
+        <w:rPr>
           <w:b/>
-          <w:sz w:val="22"/>
         </w:rPr>
         <w:t>Security &amp; Filter (`com.nhom8.freelance.security`):</w:t>
       </w:r>
     </w:p>
     <w:p>
       <w:pPr>
-        <w:spacing w:after="100" w:before="0" w:line="276" w:lineRule="auto"/>
+        <w:spacing w:before="40" w:after="80" w:line="288" w:lineRule="auto"/>
       </w:pPr>
       <w:r>
         <w:rPr>
-          <w:rFonts w:ascii="Times New Roman" w:hAnsi="Times New Roman"/>
-          <w:sz w:val="22"/>
+          <w:rFonts w:ascii="Segoe UI" w:hAnsi="Segoe UI"/>
+          <w:sz w:val="21"/>
         </w:rPr>
         <w:t xml:space="preserve">   - </w:t>
       </w:r>
       <w:r>
         <w:rPr>
-          <w:rFonts w:ascii="Times New Roman" w:hAnsi="Times New Roman"/>
+          <w:rFonts w:ascii="Consolas" w:hAnsi="Consolas"/>
           <w:color w:val="B42828"/>
-          <w:sz w:val="22"/>
+          <w:sz w:val="19"/>
         </w:rPr>
         <w:t>JwtAuthenticationFilter</w:t>
       </w:r>
       <w:r>
         <w:rPr>
-          <w:rFonts w:ascii="Times New Roman" w:hAnsi="Times New Roman"/>
-          <w:sz w:val="22"/>
+          <w:rFonts w:ascii="Segoe UI" w:hAnsi="Segoe UI"/>
+          <w:sz w:val="21"/>
         </w:rPr>
         <w:t xml:space="preserve">: Trích xuất token từ header </w:t>
       </w:r>
       <w:r>
         <w:rPr>
-          <w:rFonts w:ascii="Times New Roman" w:hAnsi="Times New Roman"/>
+          <w:rFonts w:ascii="Consolas" w:hAnsi="Consolas"/>
           <w:color w:val="B42828"/>
-          <w:sz w:val="22"/>
+          <w:sz w:val="19"/>
         </w:rPr>
         <w:t>Authorization</w:t>
       </w:r>
       <w:r>
         <w:rPr>
-          <w:rFonts w:ascii="Times New Roman" w:hAnsi="Times New Roman"/>
-          <w:sz w:val="22"/>
+          <w:rFonts w:ascii="Segoe UI" w:hAnsi="Segoe UI"/>
+          <w:sz w:val="21"/>
         </w:rPr>
         <w:t xml:space="preserve">, xác thực chữ ký và thời hạn qua </w:t>
       </w:r>
       <w:r>
         <w:rPr>
-          <w:rFonts w:ascii="Times New Roman" w:hAnsi="Times New Roman"/>
+          <w:rFonts w:ascii="Consolas" w:hAnsi="Consolas"/>
           <w:color w:val="B42828"/>
-          <w:sz w:val="22"/>
+          <w:sz w:val="19"/>
         </w:rPr>
         <w:t>JwtTokenProvider</w:t>
       </w:r>
       <w:r>
         <w:rPr>
-          <w:rFonts w:ascii="Times New Roman" w:hAnsi="Times New Roman"/>
-          <w:sz w:val="22"/>
+          <w:rFonts w:ascii="Segoe UI" w:hAnsi="Segoe UI"/>
+          <w:sz w:val="21"/>
         </w:rPr>
         <w:t xml:space="preserve">, sau đó nạp </w:t>
       </w:r>
       <w:r>
         <w:rPr>
-          <w:rFonts w:ascii="Times New Roman" w:hAnsi="Times New Roman"/>
+          <w:rFonts w:ascii="Consolas" w:hAnsi="Consolas"/>
           <w:color w:val="B42828"/>
-          <w:sz w:val="22"/>
+          <w:sz w:val="19"/>
         </w:rPr>
         <w:t>UserPrincipal</w:t>
       </w:r>
       <w:r>
         <w:rPr>
-          <w:rFonts w:ascii="Times New Roman" w:hAnsi="Times New Roman"/>
-          <w:sz w:val="22"/>
+          <w:rFonts w:ascii="Segoe UI" w:hAnsi="Segoe UI"/>
+          <w:sz w:val="21"/>
         </w:rPr>
         <w:t xml:space="preserve"> vào </w:t>
       </w:r>
       <w:r>
         <w:rPr>
-          <w:rFonts w:ascii="Times New Roman" w:hAnsi="Times New Roman"/>
+          <w:rFonts w:ascii="Consolas" w:hAnsi="Consolas"/>
           <w:color w:val="B42828"/>
-          <w:sz w:val="22"/>
+          <w:sz w:val="19"/>
         </w:rPr>
         <w:t>SecurityContextHolder</w:t>
       </w:r>
       <w:r>
         <w:rPr>
-          <w:rFonts w:ascii="Times New Roman" w:hAnsi="Times New Roman"/>
-          <w:sz w:val="22"/>
+          <w:rFonts w:ascii="Segoe UI" w:hAnsi="Segoe UI"/>
+          <w:sz w:val="21"/>
         </w:rPr>
         <w:t>.</w:t>
       </w:r>
@@ -1053,161 +1027,362 @@
     <w:p>
       <w:pPr>
         <w:pStyle w:val="Heading3"/>
-        <w:spacing w:before="160" w:after="60"/>
+        <w:spacing w:before="200" w:after="80"/>
       </w:pPr>
       <w:r>
         <w:rPr>
-          <w:rFonts w:ascii="Times New Roman" w:hAnsi="Times New Roman"/>
+          <w:rFonts w:ascii="Segoe UI" w:hAnsi="Segoe UI"/>
           <w:b/>
-          <w:color w:val="334155"/>
+          <w:color w:val="0F172A"/>
           <w:sz w:val="24"/>
         </w:rPr>
-        <w:t>2.3. Tầng Dữ liệu (Data Tier)</w:t>
+        <w:t>2.3. Tầng Dữ liệu (Data Tier - Dual Database &amp; Dataset Scale)</w:t>
       </w:r>
     </w:p>
     <w:p>
       <w:pPr>
         <w:pStyle w:val="ListBullet"/>
-        <w:spacing w:after="60" w:before="0"/>
+        <w:spacing w:before="40" w:after="40" w:line="276" w:lineRule="auto"/>
       </w:pPr>
       <w:r>
         <w:rPr>
-          <w:rFonts w:ascii="Times New Roman" w:hAnsi="Times New Roman"/>
           <w:b/>
-          <w:sz w:val="22"/>
         </w:rPr>
-        <w:t>Hệ quản trị CSDL:</w:t>
+        <w:t>Kiến trúc đa hệ quản trị CSDL:</w:t>
       </w:r>
       <w:r>
         <w:rPr>
-          <w:rFonts w:ascii="Times New Roman" w:hAnsi="Times New Roman"/>
-          <w:sz w:val="22"/>
+          <w:rFonts w:ascii="Segoe UI" w:hAnsi="Segoe UI"/>
+          <w:sz w:val="20"/>
         </w:rPr>
-        <w:t xml:space="preserve"> PostgreSQL 16.</w:t>
+        <w:t xml:space="preserve"> Hệ thống hỗ trợ tương thích 100% trên cả hai hệ quản trị CSDL phổ biến nhất:</w:t>
+      </w:r>
+    </w:p>
+    <w:p>
+      <w:pPr>
+        <w:spacing w:before="40" w:after="80" w:line="288" w:lineRule="auto"/>
+      </w:pPr>
+      <w:r>
+        <w:rPr>
+          <w:rFonts w:ascii="Segoe UI" w:hAnsi="Segoe UI"/>
+          <w:sz w:val="21"/>
+        </w:rPr>
+        <w:t xml:space="preserve">  - </w:t>
+      </w:r>
+      <w:r>
+        <w:rPr>
+          <w:b/>
+        </w:rPr>
+        <w:t>MySQL 8.x:</w:t>
+      </w:r>
+      <w:r>
+        <w:rPr>
+          <w:rFonts w:ascii="Segoe UI" w:hAnsi="Segoe UI"/>
+          <w:sz w:val="21"/>
+        </w:rPr>
+        <w:t xml:space="preserve"> Port 3306, cấu hình qua </w:t>
+      </w:r>
+      <w:r>
+        <w:rPr>
+          <w:rFonts w:ascii="Consolas" w:hAnsi="Consolas"/>
+          <w:color w:val="B42828"/>
+          <w:sz w:val="19"/>
+        </w:rPr>
+        <w:t>application-mysql.yml</w:t>
+      </w:r>
+      <w:r>
+        <w:rPr>
+          <w:rFonts w:ascii="Segoe UI" w:hAnsi="Segoe UI"/>
+          <w:sz w:val="21"/>
+        </w:rPr>
+        <w:t xml:space="preserve"> hoặc profile </w:t>
+      </w:r>
+      <w:r>
+        <w:rPr>
+          <w:rFonts w:ascii="Consolas" w:hAnsi="Consolas"/>
+          <w:color w:val="B42828"/>
+          <w:sz w:val="19"/>
+        </w:rPr>
+        <w:t>mysql</w:t>
+      </w:r>
+      <w:r>
+        <w:rPr>
+          <w:rFonts w:ascii="Segoe UI" w:hAnsi="Segoe UI"/>
+          <w:sz w:val="21"/>
+        </w:rPr>
+        <w:t>.</w:t>
+      </w:r>
+    </w:p>
+    <w:p>
+      <w:pPr>
+        <w:spacing w:before="40" w:after="80" w:line="288" w:lineRule="auto"/>
+      </w:pPr>
+      <w:r>
+        <w:rPr>
+          <w:rFonts w:ascii="Segoe UI" w:hAnsi="Segoe UI"/>
+          <w:sz w:val="21"/>
+        </w:rPr>
+        <w:t xml:space="preserve">  - </w:t>
+      </w:r>
+      <w:r>
+        <w:rPr>
+          <w:b/>
+        </w:rPr>
+        <w:t>PostgreSQL 18.x / 16.x:</w:t>
+      </w:r>
+      <w:r>
+        <w:rPr>
+          <w:rFonts w:ascii="Segoe UI" w:hAnsi="Segoe UI"/>
+          <w:sz w:val="21"/>
+        </w:rPr>
+        <w:t xml:space="preserve"> Port 5433 (Local) / 5432 (Docker), cấu hình qua </w:t>
+      </w:r>
+      <w:r>
+        <w:rPr>
+          <w:rFonts w:ascii="Consolas" w:hAnsi="Consolas"/>
+          <w:color w:val="B42828"/>
+          <w:sz w:val="19"/>
+        </w:rPr>
+        <w:t>application-postgres.yml</w:t>
+      </w:r>
+      <w:r>
+        <w:rPr>
+          <w:rFonts w:ascii="Segoe UI" w:hAnsi="Segoe UI"/>
+          <w:sz w:val="21"/>
+        </w:rPr>
+        <w:t xml:space="preserve"> hoặc profile </w:t>
+      </w:r>
+      <w:r>
+        <w:rPr>
+          <w:rFonts w:ascii="Consolas" w:hAnsi="Consolas"/>
+          <w:color w:val="B42828"/>
+          <w:sz w:val="19"/>
+        </w:rPr>
+        <w:t>postgres</w:t>
+      </w:r>
+      <w:r>
+        <w:rPr>
+          <w:rFonts w:ascii="Segoe UI" w:hAnsi="Segoe UI"/>
+          <w:sz w:val="21"/>
+        </w:rPr>
+        <w:t>.</w:t>
+      </w:r>
+    </w:p>
+    <w:p>
+      <w:pPr>
+        <w:spacing w:before="40" w:after="80" w:line="288" w:lineRule="auto"/>
+      </w:pPr>
+      <w:r>
+        <w:rPr>
+          <w:rFonts w:ascii="Segoe UI" w:hAnsi="Segoe UI"/>
+          <w:sz w:val="21"/>
+        </w:rPr>
+        <w:t xml:space="preserve">  - Cả 2 hệ thống đều dùng chung chuẩn mật khẩu </w:t>
+      </w:r>
+      <w:r>
+        <w:rPr>
+          <w:rFonts w:ascii="Consolas" w:hAnsi="Consolas"/>
+          <w:color w:val="B42828"/>
+          <w:sz w:val="19"/>
+        </w:rPr>
+        <w:t>12345</w:t>
+      </w:r>
+      <w:r>
+        <w:rPr>
+          <w:rFonts w:ascii="Segoe UI" w:hAnsi="Segoe UI"/>
+          <w:sz w:val="21"/>
+        </w:rPr>
+        <w:t>, cấu hình Hibernate tự động tối ưu hóa phương ngữ (</w:t>
+      </w:r>
+      <w:r>
+        <w:rPr>
+          <w:rFonts w:ascii="Consolas" w:hAnsi="Consolas"/>
+          <w:color w:val="B42828"/>
+          <w:sz w:val="19"/>
+        </w:rPr>
+        <w:t>MySQLDialect</w:t>
+      </w:r>
+      <w:r>
+        <w:rPr>
+          <w:rFonts w:ascii="Segoe UI" w:hAnsi="Segoe UI"/>
+          <w:sz w:val="21"/>
+        </w:rPr>
+        <w:t xml:space="preserve"> / </w:t>
+      </w:r>
+      <w:r>
+        <w:rPr>
+          <w:rFonts w:ascii="Consolas" w:hAnsi="Consolas"/>
+          <w:color w:val="B42828"/>
+          <w:sz w:val="19"/>
+        </w:rPr>
+        <w:t>PostgreSQLDialect</w:t>
+      </w:r>
+      <w:r>
+        <w:rPr>
+          <w:rFonts w:ascii="Segoe UI" w:hAnsi="Segoe UI"/>
+          <w:sz w:val="21"/>
+        </w:rPr>
+        <w:t>).</w:t>
       </w:r>
     </w:p>
     <w:p>
       <w:pPr>
         <w:pStyle w:val="ListBullet"/>
-        <w:spacing w:after="60" w:before="0"/>
+        <w:spacing w:before="40" w:after="40" w:line="276" w:lineRule="auto"/>
       </w:pPr>
       <w:r>
         <w:rPr>
-          <w:rFonts w:ascii="Times New Roman" w:hAnsi="Times New Roman"/>
           <w:b/>
-          <w:sz w:val="22"/>
         </w:rPr>
-        <w:t>Bảng dữ liệu chính:</w:t>
+        <w:t>Quy mô tập dữ liệu thực tế (VietJobs Dataset):</w:t>
+      </w:r>
+    </w:p>
+    <w:p>
+      <w:pPr>
+        <w:spacing w:before="40" w:after="80" w:line="288" w:lineRule="auto"/>
+      </w:pPr>
+      <w:r>
+        <w:rPr>
+          <w:rFonts w:ascii="Segoe UI" w:hAnsi="Segoe UI"/>
+          <w:sz w:val="21"/>
+        </w:rPr>
+        <w:t xml:space="preserve">  - Hệ thống tích hợp sẵn </w:t>
       </w:r>
       <w:r>
         <w:rPr>
-          <w:rFonts w:ascii="Times New Roman" w:hAnsi="Times New Roman"/>
-          <w:sz w:val="22"/>
+          <w:b/>
         </w:rPr>
-        <w:t xml:space="preserve"> </w:t>
+        <w:t>1.450+ việc làm bán thời gian, dự án freelance và thực tập sinh</w:t>
       </w:r>
       <w:r>
         <w:rPr>
-          <w:rFonts w:ascii="Times New Roman" w:hAnsi="Times New Roman"/>
-          <w:color w:val="B42828"/>
-          <w:sz w:val="22"/>
+          <w:rFonts w:ascii="Segoe UI" w:hAnsi="Segoe UI"/>
+          <w:sz w:val="21"/>
         </w:rPr>
-        <w:t>roles</w:t>
+        <w:t xml:space="preserve"> đã qua chuẩn hóa và làm sạch.</w:t>
+      </w:r>
+    </w:p>
+    <w:p>
+      <w:pPr>
+        <w:spacing w:before="40" w:after="80" w:line="288" w:lineRule="auto"/>
+      </w:pPr>
+      <w:r>
+        <w:rPr>
+          <w:rFonts w:ascii="Segoe UI" w:hAnsi="Segoe UI"/>
+          <w:sz w:val="21"/>
+        </w:rPr>
+        <w:t xml:space="preserve">  - Phân loại theo </w:t>
       </w:r>
       <w:r>
         <w:rPr>
-          <w:rFonts w:ascii="Times New Roman" w:hAnsi="Times New Roman"/>
-          <w:sz w:val="22"/>
+          <w:b/>
+        </w:rPr>
+        <w:t>16 danh mục ngành nghề</w:t>
+      </w:r>
+      <w:r>
+        <w:rPr>
+          <w:rFonts w:ascii="Segoe UI" w:hAnsi="Segoe UI"/>
+          <w:sz w:val="21"/>
+        </w:rPr>
+        <w:t xml:space="preserve"> tiêu chuẩn và bao phủ </w:t>
+      </w:r>
+      <w:r>
+        <w:rPr>
+          <w:b/>
+        </w:rPr>
+        <w:t>34 tỉnh/thành phố</w:t>
+      </w:r>
+      <w:r>
+        <w:rPr>
+          <w:rFonts w:ascii="Segoe UI" w:hAnsi="Segoe UI"/>
+          <w:sz w:val="21"/>
+        </w:rPr>
+        <w:t>.</w:t>
+      </w:r>
+    </w:p>
+    <w:p>
+      <w:pPr>
+        <w:spacing w:before="40" w:after="80" w:line="288" w:lineRule="auto"/>
+      </w:pPr>
+      <w:r>
+        <w:rPr>
+          <w:rFonts w:ascii="Segoe UI" w:hAnsi="Segoe UI"/>
+          <w:sz w:val="21"/>
+        </w:rPr>
+        <w:t xml:space="preserve">  - Bổ sung các trường dữ liệu thực tế: </w:t>
+      </w:r>
+      <w:r>
+        <w:rPr>
+          <w:rFonts w:ascii="Consolas" w:hAnsi="Consolas"/>
+          <w:color w:val="B42828"/>
+          <w:sz w:val="19"/>
+        </w:rPr>
+        <w:t>province</w:t>
+      </w:r>
+      <w:r>
+        <w:rPr>
+          <w:rFonts w:ascii="Segoe UI" w:hAnsi="Segoe UI"/>
+          <w:sz w:val="21"/>
         </w:rPr>
         <w:t xml:space="preserve">, </w:t>
       </w:r>
       <w:r>
         <w:rPr>
-          <w:rFonts w:ascii="Times New Roman" w:hAnsi="Times New Roman"/>
+          <w:rFonts w:ascii="Consolas" w:hAnsi="Consolas"/>
           <w:color w:val="B42828"/>
-          <w:sz w:val="22"/>
+          <w:sz w:val="19"/>
         </w:rPr>
-        <w:t>users</w:t>
+        <w:t>salary_text</w:t>
       </w:r>
       <w:r>
         <w:rPr>
-          <w:rFonts w:ascii="Times New Roman" w:hAnsi="Times New Roman"/>
-          <w:sz w:val="22"/>
+          <w:rFonts w:ascii="Segoe UI" w:hAnsi="Segoe UI"/>
+          <w:sz w:val="21"/>
         </w:rPr>
         <w:t xml:space="preserve">, </w:t>
       </w:r>
       <w:r>
         <w:rPr>
-          <w:rFonts w:ascii="Times New Roman" w:hAnsi="Times New Roman"/>
+          <w:rFonts w:ascii="Consolas" w:hAnsi="Consolas"/>
           <w:color w:val="B42828"/>
-          <w:sz w:val="22"/>
+          <w:sz w:val="19"/>
         </w:rPr>
-        <w:t>categories</w:t>
+        <w:t>working_hours</w:t>
       </w:r>
       <w:r>
         <w:rPr>
-          <w:rFonts w:ascii="Times New Roman" w:hAnsi="Times New Roman"/>
-          <w:sz w:val="22"/>
+          <w:rFonts w:ascii="Segoe UI" w:hAnsi="Segoe UI"/>
+          <w:sz w:val="21"/>
         </w:rPr>
         <w:t xml:space="preserve">, </w:t>
       </w:r>
       <w:r>
         <w:rPr>
-          <w:rFonts w:ascii="Times New Roman" w:hAnsi="Times New Roman"/>
+          <w:rFonts w:ascii="Consolas" w:hAnsi="Consolas"/>
           <w:color w:val="B42828"/>
-          <w:sz w:val="22"/>
+          <w:sz w:val="19"/>
         </w:rPr>
-        <w:t>jobs</w:t>
+        <w:t>benefits</w:t>
       </w:r>
       <w:r>
         <w:rPr>
-          <w:rFonts w:ascii="Times New Roman" w:hAnsi="Times New Roman"/>
-          <w:sz w:val="22"/>
+          <w:rFonts w:ascii="Segoe UI" w:hAnsi="Segoe UI"/>
+          <w:sz w:val="21"/>
         </w:rPr>
         <w:t xml:space="preserve">, </w:t>
       </w:r>
       <w:r>
         <w:rPr>
-          <w:rFonts w:ascii="Times New Roman" w:hAnsi="Times New Roman"/>
+          <w:rFonts w:ascii="Consolas" w:hAnsi="Consolas"/>
           <w:color w:val="B42828"/>
-          <w:sz w:val="22"/>
+          <w:sz w:val="19"/>
         </w:rPr>
-        <w:t>applications</w:t>
+        <w:t>student_friendly</w:t>
       </w:r>
       <w:r>
         <w:rPr>
-          <w:rFonts w:ascii="Times New Roman" w:hAnsi="Times New Roman"/>
-          <w:sz w:val="22"/>
-        </w:rPr>
-        <w:t xml:space="preserve">, </w:t>
-      </w:r>
-      <w:r>
-        <w:rPr>
-          <w:rFonts w:ascii="Times New Roman" w:hAnsi="Times New Roman"/>
-          <w:color w:val="B42828"/>
-          <w:sz w:val="22"/>
-        </w:rPr>
-        <w:t>reviews</w:t>
-      </w:r>
-      <w:r>
-        <w:rPr>
-          <w:rFonts w:ascii="Times New Roman" w:hAnsi="Times New Roman"/>
-          <w:sz w:val="22"/>
-        </w:rPr>
-        <w:t xml:space="preserve">, </w:t>
-      </w:r>
-      <w:r>
-        <w:rPr>
-          <w:rFonts w:ascii="Times New Roman" w:hAnsi="Times New Roman"/>
-          <w:color w:val="B42828"/>
-          <w:sz w:val="22"/>
-        </w:rPr>
-        <w:t>notifications</w:t>
-      </w:r>
-      <w:r>
-        <w:rPr>
-          <w:rFonts w:ascii="Times New Roman" w:hAnsi="Times New Roman"/>
-          <w:sz w:val="22"/>
+          <w:rFonts w:ascii="Segoe UI" w:hAnsi="Segoe UI"/>
+          <w:sz w:val="21"/>
         </w:rPr>
         <w:t>.</w:t>
       </w:r>
@@ -1215,50 +1390,172 @@
     <w:p>
       <w:pPr>
         <w:pStyle w:val="ListBullet"/>
-        <w:spacing w:after="60" w:before="0"/>
+        <w:spacing w:before="40" w:after="40" w:line="276" w:lineRule="auto"/>
       </w:pPr>
       <w:r>
         <w:rPr>
-          <w:rFonts w:ascii="Times New Roman" w:hAnsi="Times New Roman"/>
           <w:b/>
-          <w:sz w:val="22"/>
+        </w:rPr>
+        <w:t>Bảng dữ liệu chính:</w:t>
+      </w:r>
+      <w:r>
+        <w:rPr>
+          <w:rFonts w:ascii="Segoe UI" w:hAnsi="Segoe UI"/>
+          <w:sz w:val="20"/>
+        </w:rPr>
+        <w:t xml:space="preserve"> </w:t>
+      </w:r>
+      <w:r>
+        <w:rPr>
+          <w:rFonts w:ascii="Consolas" w:hAnsi="Consolas"/>
+          <w:color w:val="B42828"/>
+          <w:sz w:val="19"/>
+        </w:rPr>
+        <w:t>roles</w:t>
+      </w:r>
+      <w:r>
+        <w:rPr>
+          <w:rFonts w:ascii="Segoe UI" w:hAnsi="Segoe UI"/>
+          <w:sz w:val="20"/>
+        </w:rPr>
+        <w:t xml:space="preserve">, </w:t>
+      </w:r>
+      <w:r>
+        <w:rPr>
+          <w:rFonts w:ascii="Consolas" w:hAnsi="Consolas"/>
+          <w:color w:val="B42828"/>
+          <w:sz w:val="19"/>
+        </w:rPr>
+        <w:t>users</w:t>
+      </w:r>
+      <w:r>
+        <w:rPr>
+          <w:rFonts w:ascii="Segoe UI" w:hAnsi="Segoe UI"/>
+          <w:sz w:val="20"/>
+        </w:rPr>
+        <w:t xml:space="preserve">, </w:t>
+      </w:r>
+      <w:r>
+        <w:rPr>
+          <w:rFonts w:ascii="Consolas" w:hAnsi="Consolas"/>
+          <w:color w:val="B42828"/>
+          <w:sz w:val="19"/>
+        </w:rPr>
+        <w:t>categories</w:t>
+      </w:r>
+      <w:r>
+        <w:rPr>
+          <w:rFonts w:ascii="Segoe UI" w:hAnsi="Segoe UI"/>
+          <w:sz w:val="20"/>
+        </w:rPr>
+        <w:t xml:space="preserve">, </w:t>
+      </w:r>
+      <w:r>
+        <w:rPr>
+          <w:rFonts w:ascii="Consolas" w:hAnsi="Consolas"/>
+          <w:color w:val="B42828"/>
+          <w:sz w:val="19"/>
+        </w:rPr>
+        <w:t>jobs</w:t>
+      </w:r>
+      <w:r>
+        <w:rPr>
+          <w:rFonts w:ascii="Segoe UI" w:hAnsi="Segoe UI"/>
+          <w:sz w:val="20"/>
+        </w:rPr>
+        <w:t xml:space="preserve">, </w:t>
+      </w:r>
+      <w:r>
+        <w:rPr>
+          <w:rFonts w:ascii="Consolas" w:hAnsi="Consolas"/>
+          <w:color w:val="B42828"/>
+          <w:sz w:val="19"/>
+        </w:rPr>
+        <w:t>applications</w:t>
+      </w:r>
+      <w:r>
+        <w:rPr>
+          <w:rFonts w:ascii="Segoe UI" w:hAnsi="Segoe UI"/>
+          <w:sz w:val="20"/>
+        </w:rPr>
+        <w:t xml:space="preserve">, </w:t>
+      </w:r>
+      <w:r>
+        <w:rPr>
+          <w:rFonts w:ascii="Consolas" w:hAnsi="Consolas"/>
+          <w:color w:val="B42828"/>
+          <w:sz w:val="19"/>
+        </w:rPr>
+        <w:t>reviews</w:t>
+      </w:r>
+      <w:r>
+        <w:rPr>
+          <w:rFonts w:ascii="Segoe UI" w:hAnsi="Segoe UI"/>
+          <w:sz w:val="20"/>
+        </w:rPr>
+        <w:t xml:space="preserve">, </w:t>
+      </w:r>
+      <w:r>
+        <w:rPr>
+          <w:rFonts w:ascii="Consolas" w:hAnsi="Consolas"/>
+          <w:color w:val="B42828"/>
+          <w:sz w:val="19"/>
+        </w:rPr>
+        <w:t>notifications</w:t>
+      </w:r>
+      <w:r>
+        <w:rPr>
+          <w:rFonts w:ascii="Segoe UI" w:hAnsi="Segoe UI"/>
+          <w:sz w:val="20"/>
+        </w:rPr>
+        <w:t>.</w:t>
+      </w:r>
+    </w:p>
+    <w:p>
+      <w:pPr>
+        <w:pStyle w:val="ListBullet"/>
+        <w:spacing w:before="40" w:after="40" w:line="276" w:lineRule="auto"/>
+      </w:pPr>
+      <w:r>
+        <w:rPr>
+          <w:b/>
         </w:rPr>
         <w:t>Toàn vẹn quan hệ:</w:t>
       </w:r>
       <w:r>
         <w:rPr>
-          <w:rFonts w:ascii="Times New Roman" w:hAnsi="Times New Roman"/>
-          <w:sz w:val="22"/>
+          <w:rFonts w:ascii="Segoe UI" w:hAnsi="Segoe UI"/>
+          <w:sz w:val="20"/>
         </w:rPr>
         <w:t xml:space="preserve"> Khóa ngoại liên kết chặt chẽ (</w:t>
       </w:r>
       <w:r>
         <w:rPr>
-          <w:rFonts w:ascii="Times New Roman" w:hAnsi="Times New Roman"/>
+          <w:rFonts w:ascii="Consolas" w:hAnsi="Consolas"/>
           <w:color w:val="B42828"/>
-          <w:sz w:val="22"/>
+          <w:sz w:val="19"/>
         </w:rPr>
         <w:t>ON DELETE CASCADE</w:t>
       </w:r>
       <w:r>
         <w:rPr>
-          <w:rFonts w:ascii="Times New Roman" w:hAnsi="Times New Roman"/>
-          <w:sz w:val="22"/>
+          <w:rFonts w:ascii="Segoe UI" w:hAnsi="Segoe UI"/>
+          <w:sz w:val="20"/>
         </w:rPr>
         <w:t xml:space="preserve"> cho đơn/đánh giá/thông báo khi xóa công việc; </w:t>
       </w:r>
       <w:r>
         <w:rPr>
-          <w:rFonts w:ascii="Times New Roman" w:hAnsi="Times New Roman"/>
+          <w:rFonts w:ascii="Consolas" w:hAnsi="Consolas"/>
           <w:color w:val="B42828"/>
-          <w:sz w:val="22"/>
+          <w:sz w:val="19"/>
         </w:rPr>
         <w:t>ON DELETE RESTRICT</w:t>
       </w:r>
       <w:r>
         <w:rPr>
-          <w:rFonts w:ascii="Times New Roman" w:hAnsi="Times New Roman"/>
-          <w:sz w:val="22"/>
+          <w:rFonts w:ascii="Segoe UI" w:hAnsi="Segoe UI"/>
+          <w:sz w:val="20"/>
         </w:rPr>
         <w:t xml:space="preserve"> cho vai trò/danh mục).</w:t>
       </w:r>
@@ -1266,204 +1563,175 @@
     <w:p>
       <w:pPr>
         <w:pStyle w:val="ListBullet"/>
-        <w:spacing w:after="60" w:before="0"/>
+        <w:spacing w:before="40" w:after="40" w:line="276" w:lineRule="auto"/>
       </w:pPr>
       <w:r>
         <w:rPr>
-          <w:rFonts w:ascii="Times New Roman" w:hAnsi="Times New Roman"/>
           <w:b/>
-          <w:sz w:val="22"/>
         </w:rPr>
         <w:t>Ràng buộc nghiệp vụ ở cấp độ CSDL:</w:t>
       </w:r>
     </w:p>
     <w:p>
       <w:pPr>
-        <w:spacing w:after="100" w:before="0" w:line="276" w:lineRule="auto"/>
+        <w:spacing w:before="40" w:after="80" w:line="288" w:lineRule="auto"/>
       </w:pPr>
       <w:r>
         <w:rPr>
-          <w:rFonts w:ascii="Times New Roman" w:hAnsi="Times New Roman"/>
-          <w:sz w:val="22"/>
+          <w:rFonts w:ascii="Segoe UI" w:hAnsi="Segoe UI"/>
+          <w:sz w:val="21"/>
         </w:rPr>
         <w:t xml:space="preserve">  - </w:t>
       </w:r>
       <w:r>
         <w:rPr>
-          <w:rFonts w:ascii="Times New Roman" w:hAnsi="Times New Roman"/>
+          <w:rFonts w:ascii="Consolas" w:hAnsi="Consolas"/>
           <w:color w:val="B42828"/>
-          <w:sz w:val="22"/>
+          <w:sz w:val="19"/>
         </w:rPr>
         <w:t>unique_job_student_application</w:t>
       </w:r>
       <w:r>
         <w:rPr>
-          <w:rFonts w:ascii="Times New Roman" w:hAnsi="Times New Roman"/>
-          <w:sz w:val="22"/>
+          <w:rFonts w:ascii="Segoe UI" w:hAnsi="Segoe UI"/>
+          <w:sz w:val="21"/>
         </w:rPr>
         <w:t>: Ngăn chặn sinh viên nộp trùng đơn cho cùng 1 công việc.</w:t>
       </w:r>
     </w:p>
     <w:p>
       <w:pPr>
-        <w:spacing w:after="100" w:before="0" w:line="276" w:lineRule="auto"/>
+        <w:spacing w:before="40" w:after="80" w:line="288" w:lineRule="auto"/>
       </w:pPr>
       <w:r>
         <w:rPr>
-          <w:rFonts w:ascii="Times New Roman" w:hAnsi="Times New Roman"/>
-          <w:sz w:val="22"/>
+          <w:rFonts w:ascii="Segoe UI" w:hAnsi="Segoe UI"/>
+          <w:sz w:val="21"/>
         </w:rPr>
         <w:t xml:space="preserve">  - </w:t>
       </w:r>
       <w:r>
         <w:rPr>
-          <w:rFonts w:ascii="Times New Roman" w:hAnsi="Times New Roman"/>
+          <w:rFonts w:ascii="Consolas" w:hAnsi="Consolas"/>
           <w:color w:val="B42828"/>
-          <w:sz w:val="22"/>
+          <w:sz w:val="19"/>
         </w:rPr>
         <w:t>unique_job_reviewer</w:t>
       </w:r>
       <w:r>
         <w:rPr>
-          <w:rFonts w:ascii="Times New Roman" w:hAnsi="Times New Roman"/>
-          <w:sz w:val="22"/>
+          <w:rFonts w:ascii="Segoe UI" w:hAnsi="Segoe UI"/>
+          <w:sz w:val="21"/>
         </w:rPr>
         <w:t>: Ngăn chặn người dùng đánh giá lặp lại nhiều lần.</w:t>
       </w:r>
     </w:p>
     <w:p>
       <w:pPr>
-        <w:spacing w:after="100" w:before="0" w:line="276" w:lineRule="auto"/>
+        <w:spacing w:before="40" w:after="80" w:line="288" w:lineRule="auto"/>
       </w:pPr>
       <w:r>
         <w:rPr>
-          <w:rFonts w:ascii="Times New Roman" w:hAnsi="Times New Roman"/>
-          <w:sz w:val="22"/>
+          <w:rFonts w:ascii="Segoe UI" w:hAnsi="Segoe UI"/>
+          <w:sz w:val="21"/>
         </w:rPr>
         <w:t xml:space="preserve">  - </w:t>
       </w:r>
       <w:r>
         <w:rPr>
-          <w:rFonts w:ascii="Times New Roman" w:hAnsi="Times New Roman"/>
+          <w:rFonts w:ascii="Consolas" w:hAnsi="Consolas"/>
           <w:color w:val="B42828"/>
-          <w:sz w:val="22"/>
+          <w:sz w:val="19"/>
         </w:rPr>
         <w:t>CHECK (rating &gt;= 1 AND rating &lt;= 5)</w:t>
       </w:r>
       <w:r>
         <w:rPr>
-          <w:rFonts w:ascii="Times New Roman" w:hAnsi="Times New Roman"/>
-          <w:sz w:val="22"/>
+          <w:rFonts w:ascii="Segoe UI" w:hAnsi="Segoe UI"/>
+          <w:sz w:val="21"/>
         </w:rPr>
         <w:t>: Cưỡng chế thang điểm đánh giá hợp lệ.</w:t>
       </w:r>
     </w:p>
     <w:p>
       <w:pPr>
-        <w:spacing w:after="120" w:before="120"/>
+        <w:spacing w:before="120" w:after="120"/>
+        <w:pBdr>
+          <w:bottom w:val="single" w:sz="12" w:space="1" w:color="CBD5E1"/>
+        </w:pBdr>
       </w:pPr>
-      <w:r>
-        <w:rPr>
-          <w:color w:val="C8CDD7"/>
-        </w:rPr>
-        <w:t>—————————————————————————————————————————————</w:t>
-      </w:r>
     </w:p>
     <w:p>
       <w:pPr>
         <w:pStyle w:val="Heading2"/>
-        <w:spacing w:before="200" w:after="80"/>
+        <w:spacing w:before="280" w:after="120"/>
       </w:pPr>
       <w:r>
         <w:rPr>
-          <w:rFonts w:ascii="Times New Roman" w:hAnsi="Times New Roman"/>
+          <w:rFonts w:ascii="Segoe UI" w:hAnsi="Segoe UI"/>
           <w:b/>
-          <w:color w:val="1E3A8A"/>
+          <w:color w:val="4F46E5"/>
           <w:sz w:val="28"/>
         </w:rPr>
         <w:t>3. KIẾN TRÚC BẢO MẬT &amp; PHÂN QUYỀN (SECURITY &amp; RBAC)</w:t>
       </w:r>
     </w:p>
-    <w:tbl>
-      <w:tblPr>
-        <w:tblW w:type="auto" w:w="0"/>
-        <w:jc w:val="center"/>
-        <w:tblLook w:firstColumn="1" w:firstRow="1" w:lastColumn="0" w:lastRow="0" w:noHBand="0" w:noVBand="1" w:val="04A0"/>
-      </w:tblPr>
-      <w:tblGrid>
-        <w:gridCol w:w="9360"/>
-      </w:tblGrid>
-      <w:tr>
-        <w:tc>
-          <w:tcPr>
-            <w:tcW w:type="dxa" w:w="9360"/>
-            <w:shd w:fill="F1F5F9"/>
-            <w:tcMar>
-              <w:top w:w="120" w:type="dxa"/>
-              <w:bottom w:w="120" w:type="dxa"/>
-              <w:left w:w="180" w:type="dxa"/>
-              <w:right w:w="180" w:type="dxa"/>
-            </w:tcMar>
-          </w:tcPr>
-          <w:p>
-            <w:pPr>
-              <w:spacing w:after="40" w:before="40"/>
-            </w:pPr>
-            <w:r>
-              <w:rPr>
-                <w:rFonts w:ascii="Consolas" w:hAnsi="Consolas"/>
-                <w:color w:val="1E293B"/>
-                <w:sz w:val="19"/>
-              </w:rPr>
-              <w:t xml:space="preserve">[HTTP Request] </w:t>
-              <w:br/>
-              <w:t xml:space="preserve">      │</w:t>
-              <w:br/>
-              <w:t xml:space="preserve">      ▼</w:t>
-              <w:br/>
-              <w:t>[CorsFilter] ───────────────► Kiểm tra domain được phép (Cross-Origin)</w:t>
-              <w:br/>
-              <w:t xml:space="preserve">      │</w:t>
-              <w:br/>
-              <w:t xml:space="preserve">      ▼</w:t>
-              <w:br/>
-              <w:t>[JwtAuthenticationFilter] ──► Giải mã &amp; kiểm tra chữ ký JWT Token</w:t>
-              <w:br/>
-              <w:t xml:space="preserve">      │                       ├─ Hợp lệ: Gán UserPrincipal vào SecurityContext</w:t>
-              <w:br/>
-              <w:t xml:space="preserve">      │                       └─ Sai/Hết hạn: Tiếp tục ẩn danh</w:t>
-              <w:br/>
-              <w:t xml:space="preserve">      ▼</w:t>
-              <w:br/>
-              <w:t>[SecurityFilterChain] ──────► Kiểm tra quyền truy cập URL &amp; Role</w:t>
-              <w:br/>
-              <w:t xml:space="preserve">      │                       ├─ Không có quyền: Trả về HTTP 403 Forbidden</w:t>
-              <w:br/>
-              <w:t xml:space="preserve">      │                       └─ Chưa đăng nhập: Trả về HTTP 401 Unauthorized</w:t>
-              <w:br/>
-              <w:t xml:space="preserve">      ▼</w:t>
-              <w:br/>
-              <w:t>[Controller &amp; Service] ─────► Xử lý logic nghiệp vụ an toàn</w:t>
-            </w:r>
-          </w:p>
-        </w:tc>
-      </w:tr>
-    </w:tbl>
     <w:p>
       <w:pPr>
-        <w:spacing w:after="80"/>
+        <w:spacing w:before="80" w:after="160"/>
+        <w:ind w:left="360" w:right="360"/>
+        <w:pBdr>
+          <w:left w:val="single" w:sz="24" w:space="8" w:color="4F46E5"/>
+        </w:pBdr>
+        <w:shd w:fill="F8FAFC"/>
       </w:pPr>
+      <w:r>
+        <w:rPr>
+          <w:rFonts w:ascii="Consolas" w:hAnsi="Consolas"/>
+          <w:color w:val="1E293B"/>
+          <w:sz w:val="18"/>
+        </w:rPr>
+        <w:t xml:space="preserve">[HTTP Request] </w:t>
+        <w:br/>
+        <w:t xml:space="preserve">      │</w:t>
+        <w:br/>
+        <w:t xml:space="preserve">      ▼</w:t>
+        <w:br/>
+        <w:t>[CorsFilter] ───────────────► Kiểm tra domain được phép (Cross-Origin)</w:t>
+        <w:br/>
+        <w:t xml:space="preserve">      │</w:t>
+        <w:br/>
+        <w:t xml:space="preserve">      ▼</w:t>
+        <w:br/>
+        <w:t>[JwtAuthenticationFilter] ──► Giải mã &amp; kiểm tra chữ ký JWT Token</w:t>
+        <w:br/>
+        <w:t xml:space="preserve">      │                       ├─ Hợp lệ: Gán UserPrincipal vào SecurityContext</w:t>
+        <w:br/>
+        <w:t xml:space="preserve">      │                       └─ Sai/Hết hạn: Tiếp tục ẩn danh</w:t>
+        <w:br/>
+        <w:t xml:space="preserve">      ▼</w:t>
+        <w:br/>
+        <w:t>[SecurityFilterChain] ──────► Kiểm tra quyền truy cập URL &amp; Role</w:t>
+        <w:br/>
+        <w:t xml:space="preserve">      │                       ├─ Không có quyền: Trả về HTTP 403 Forbidden</w:t>
+        <w:br/>
+        <w:t xml:space="preserve">      │                       └─ Chưa đăng nhập: Trả về HTTP 401 Unauthorized</w:t>
+        <w:br/>
+        <w:t xml:space="preserve">      ▼</w:t>
+        <w:br/>
+        <w:t>[Controller &amp; Service] ─────► Xử lý logic nghiệp vụ an toàn</w:t>
+      </w:r>
     </w:p>
     <w:p>
       <w:pPr>
         <w:pStyle w:val="Heading3"/>
-        <w:spacing w:before="160" w:after="60"/>
+        <w:spacing w:before="200" w:after="80"/>
       </w:pPr>
       <w:r>
         <w:rPr>
-          <w:rFonts w:ascii="Times New Roman" w:hAnsi="Times New Roman"/>
+          <w:rFonts w:ascii="Segoe UI" w:hAnsi="Segoe UI"/>
           <w:b/>
-          <w:color w:val="334155"/>
+          <w:color w:val="0F172A"/>
           <w:sz w:val="24"/>
         </w:rPr>
         <w:t>Ma trận phân quyền (RBAC Matrix)</w:t>
@@ -1471,8 +1739,10 @@
     </w:p>
     <w:tbl>
       <w:tblPr>
+        <w:tblStyle w:val="TableGrid"/>
         <w:tblW w:type="auto" w:w="0"/>
         <w:jc w:val="center"/>
+        <w:tblLayout w:type="autofit"/>
         <w:tblLook w:firstColumn="1" w:firstRow="1" w:lastColumn="0" w:lastRow="0" w:noHBand="0" w:noVBand="1" w:val="04A0"/>
       </w:tblPr>
       <w:tblGrid>
@@ -1486,25 +1756,26 @@
         <w:tc>
           <w:tcPr>
             <w:tcW w:type="dxa" w:w="1872"/>
-            <w:shd w:fill="1E293B"/>
+            <w:shd w:fill="4F46E5"/>
             <w:tcMar>
-              <w:top w:w="120" w:type="dxa"/>
-              <w:bottom w:w="120" w:type="dxa"/>
-              <w:left w:w="150" w:type="dxa"/>
-              <w:right w:w="150" w:type="dxa"/>
+              <w:top w:w="140" w:type="dxa"/>
+              <w:bottom w:w="140" w:type="dxa"/>
+              <w:left w:w="180" w:type="dxa"/>
+              <w:right w:w="180" w:type="dxa"/>
             </w:tcMar>
+            <w:vAlign w:val="center"/>
           </w:tcPr>
           <w:p>
             <w:pPr>
-              <w:spacing w:after="40" w:before="40"/>
-              <w:jc w:val="center"/>
+              <w:spacing w:before="40" w:after="40"/>
+              <w:jc w:val="left"/>
             </w:pPr>
             <w:r>
               <w:rPr>
-                <w:rFonts w:ascii="Times New Roman" w:hAnsi="Times New Roman"/>
+                <w:rFonts w:ascii="Segoe UI" w:hAnsi="Segoe UI"/>
                 <w:b/>
                 <w:color w:val="FFFFFF"/>
-                <w:sz w:val="21"/>
+                <w:sz w:val="20"/>
               </w:rPr>
               <w:t>Chức năng / Endpoint</w:t>
             </w:r>
@@ -1513,25 +1784,26 @@
         <w:tc>
           <w:tcPr>
             <w:tcW w:type="dxa" w:w="1872"/>
-            <w:shd w:fill="1E293B"/>
+            <w:shd w:fill="4F46E5"/>
             <w:tcMar>
-              <w:top w:w="120" w:type="dxa"/>
-              <w:bottom w:w="120" w:type="dxa"/>
-              <w:left w:w="150" w:type="dxa"/>
-              <w:right w:w="150" w:type="dxa"/>
+              <w:top w:w="140" w:type="dxa"/>
+              <w:bottom w:w="140" w:type="dxa"/>
+              <w:left w:w="180" w:type="dxa"/>
+              <w:right w:w="180" w:type="dxa"/>
             </w:tcMar>
+            <w:vAlign w:val="center"/>
           </w:tcPr>
           <w:p>
             <w:pPr>
-              <w:spacing w:after="40" w:before="40"/>
-              <w:jc w:val="center"/>
+              <w:spacing w:before="40" w:after="40"/>
+              <w:jc w:val="left"/>
             </w:pPr>
             <w:r>
               <w:rPr>
-                <w:rFonts w:ascii="Times New Roman" w:hAnsi="Times New Roman"/>
+                <w:rFonts w:ascii="Segoe UI" w:hAnsi="Segoe UI"/>
                 <w:b/>
                 <w:color w:val="FFFFFF"/>
-                <w:sz w:val="21"/>
+                <w:sz w:val="20"/>
               </w:rPr>
               <w:t>Public / Guest</w:t>
             </w:r>
@@ -1540,25 +1812,26 @@
         <w:tc>
           <w:tcPr>
             <w:tcW w:type="dxa" w:w="1872"/>
-            <w:shd w:fill="1E293B"/>
+            <w:shd w:fill="4F46E5"/>
             <w:tcMar>
-              <w:top w:w="120" w:type="dxa"/>
-              <w:bottom w:w="120" w:type="dxa"/>
-              <w:left w:w="150" w:type="dxa"/>
-              <w:right w:w="150" w:type="dxa"/>
+              <w:top w:w="140" w:type="dxa"/>
+              <w:bottom w:w="140" w:type="dxa"/>
+              <w:left w:w="180" w:type="dxa"/>
+              <w:right w:w="180" w:type="dxa"/>
             </w:tcMar>
+            <w:vAlign w:val="center"/>
           </w:tcPr>
           <w:p>
             <w:pPr>
-              <w:spacing w:after="40" w:before="40"/>
-              <w:jc w:val="center"/>
+              <w:spacing w:before="40" w:after="40"/>
+              <w:jc w:val="left"/>
             </w:pPr>
             <w:r>
               <w:rPr>
-                <w:rFonts w:ascii="Times New Roman" w:hAnsi="Times New Roman"/>
+                <w:rFonts w:ascii="Segoe UI" w:hAnsi="Segoe UI"/>
                 <w:b/>
                 <w:color w:val="FFFFFF"/>
-                <w:sz w:val="21"/>
+                <w:sz w:val="20"/>
               </w:rPr>
               <w:t>Sinh viên (`STUDENT`)</w:t>
             </w:r>
@@ -1567,25 +1840,26 @@
         <w:tc>
           <w:tcPr>
             <w:tcW w:type="dxa" w:w="1872"/>
-            <w:shd w:fill="1E293B"/>
+            <w:shd w:fill="4F46E5"/>
             <w:tcMar>
-              <w:top w:w="120" w:type="dxa"/>
-              <w:bottom w:w="120" w:type="dxa"/>
-              <w:left w:w="150" w:type="dxa"/>
-              <w:right w:w="150" w:type="dxa"/>
+              <w:top w:w="140" w:type="dxa"/>
+              <w:bottom w:w="140" w:type="dxa"/>
+              <w:left w:w="180" w:type="dxa"/>
+              <w:right w:w="180" w:type="dxa"/>
             </w:tcMar>
+            <w:vAlign w:val="center"/>
           </w:tcPr>
           <w:p>
             <w:pPr>
-              <w:spacing w:after="40" w:before="40"/>
-              <w:jc w:val="center"/>
+              <w:spacing w:before="40" w:after="40"/>
+              <w:jc w:val="left"/>
             </w:pPr>
             <w:r>
               <w:rPr>
-                <w:rFonts w:ascii="Times New Roman" w:hAnsi="Times New Roman"/>
+                <w:rFonts w:ascii="Segoe UI" w:hAnsi="Segoe UI"/>
                 <w:b/>
                 <w:color w:val="FFFFFF"/>
-                <w:sz w:val="21"/>
+                <w:sz w:val="20"/>
               </w:rPr>
               <w:t>Nhà tuyển dụng (`EMPLOYER`)</w:t>
             </w:r>
@@ -1594,25 +1868,26 @@
         <w:tc>
           <w:tcPr>
             <w:tcW w:type="dxa" w:w="1872"/>
-            <w:shd w:fill="1E293B"/>
+            <w:shd w:fill="4F46E5"/>
             <w:tcMar>
-              <w:top w:w="120" w:type="dxa"/>
-              <w:bottom w:w="120" w:type="dxa"/>
-              <w:left w:w="150" w:type="dxa"/>
-              <w:right w:w="150" w:type="dxa"/>
+              <w:top w:w="140" w:type="dxa"/>
+              <w:bottom w:w="140" w:type="dxa"/>
+              <w:left w:w="180" w:type="dxa"/>
+              <w:right w:w="180" w:type="dxa"/>
             </w:tcMar>
+            <w:vAlign w:val="center"/>
           </w:tcPr>
           <w:p>
             <w:pPr>
-              <w:spacing w:after="40" w:before="40"/>
-              <w:jc w:val="center"/>
+              <w:spacing w:before="40" w:after="40"/>
+              <w:jc w:val="left"/>
             </w:pPr>
             <w:r>
               <w:rPr>
-                <w:rFonts w:ascii="Times New Roman" w:hAnsi="Times New Roman"/>
+                <w:rFonts w:ascii="Segoe UI" w:hAnsi="Segoe UI"/>
                 <w:b/>
                 <w:color w:val="FFFFFF"/>
-                <w:sz w:val="21"/>
+                <w:sz w:val="20"/>
               </w:rPr>
               <w:t>Quản trị viên (`ADMIN`)</w:t>
             </w:r>
@@ -1625,20 +1900,21 @@
             <w:tcW w:type="dxa" w:w="1872"/>
             <w:shd w:fill="FFFFFF"/>
             <w:tcMar>
-              <w:top w:w="100" w:type="dxa"/>
-              <w:bottom w:w="100" w:type="dxa"/>
-              <w:left w:w="120" w:type="dxa"/>
-              <w:right w:w="120" w:type="dxa"/>
+              <w:top w:w="120" w:type="dxa"/>
+              <w:bottom w:w="120" w:type="dxa"/>
+              <w:left w:w="160" w:type="dxa"/>
+              <w:right w:w="160" w:type="dxa"/>
             </w:tcMar>
+            <w:vAlign w:val="center"/>
           </w:tcPr>
           <w:p>
             <w:pPr>
-              <w:spacing w:after="40" w:before="40"/>
+              <w:spacing w:before="20" w:after="20" w:line="276" w:lineRule="auto"/>
             </w:pPr>
             <w:r>
               <w:rPr>
-                <w:rFonts w:ascii="Times New Roman" w:hAnsi="Times New Roman"/>
-                <w:sz w:val="20"/>
+                <w:rFonts w:ascii="Segoe UI" w:hAnsi="Segoe UI"/>
+                <w:sz w:val="19"/>
               </w:rPr>
               <w:t>Đăng ký / Đăng nhập / Xem danh mục việc làm</w:t>
             </w:r>
@@ -1649,15 +1925,16 @@
             <w:tcW w:type="dxa" w:w="1872"/>
             <w:shd w:fill="FFFFFF"/>
             <w:tcMar>
-              <w:top w:w="100" w:type="dxa"/>
-              <w:bottom w:w="100" w:type="dxa"/>
-              <w:left w:w="120" w:type="dxa"/>
-              <w:right w:w="120" w:type="dxa"/>
+              <w:top w:w="120" w:type="dxa"/>
+              <w:bottom w:w="120" w:type="dxa"/>
+              <w:left w:w="160" w:type="dxa"/>
+              <w:right w:w="160" w:type="dxa"/>
             </w:tcMar>
+            <w:vAlign w:val="center"/>
           </w:tcPr>
           <w:p>
             <w:pPr>
-              <w:spacing w:after="40" w:before="40"/>
+              <w:spacing w:before="20" w:after="20" w:line="276" w:lineRule="auto"/>
             </w:pPr>
           </w:p>
         </w:tc>
@@ -1666,15 +1943,16 @@
             <w:tcW w:type="dxa" w:w="1872"/>
             <w:shd w:fill="FFFFFF"/>
             <w:tcMar>
-              <w:top w:w="100" w:type="dxa"/>
-              <w:bottom w:w="100" w:type="dxa"/>
-              <w:left w:w="120" w:type="dxa"/>
-              <w:right w:w="120" w:type="dxa"/>
+              <w:top w:w="120" w:type="dxa"/>
+              <w:bottom w:w="120" w:type="dxa"/>
+              <w:left w:w="160" w:type="dxa"/>
+              <w:right w:w="160" w:type="dxa"/>
             </w:tcMar>
+            <w:vAlign w:val="center"/>
           </w:tcPr>
           <w:p>
             <w:pPr>
-              <w:spacing w:after="40" w:before="40"/>
+              <w:spacing w:before="20" w:after="20" w:line="276" w:lineRule="auto"/>
             </w:pPr>
           </w:p>
         </w:tc>
@@ -1683,15 +1961,16 @@
             <w:tcW w:type="dxa" w:w="1872"/>
             <w:shd w:fill="FFFFFF"/>
             <w:tcMar>
-              <w:top w:w="100" w:type="dxa"/>
-              <w:bottom w:w="100" w:type="dxa"/>
-              <w:left w:w="120" w:type="dxa"/>
-              <w:right w:w="120" w:type="dxa"/>
+              <w:top w:w="120" w:type="dxa"/>
+              <w:bottom w:w="120" w:type="dxa"/>
+              <w:left w:w="160" w:type="dxa"/>
+              <w:right w:w="160" w:type="dxa"/>
             </w:tcMar>
+            <w:vAlign w:val="center"/>
           </w:tcPr>
           <w:p>
             <w:pPr>
-              <w:spacing w:after="40" w:before="40"/>
+              <w:spacing w:before="20" w:after="20" w:line="276" w:lineRule="auto"/>
             </w:pPr>
           </w:p>
         </w:tc>
@@ -1700,15 +1979,16 @@
             <w:tcW w:type="dxa" w:w="1872"/>
             <w:shd w:fill="FFFFFF"/>
             <w:tcMar>
-              <w:top w:w="100" w:type="dxa"/>
-              <w:bottom w:w="100" w:type="dxa"/>
-              <w:left w:w="120" w:type="dxa"/>
-              <w:right w:w="120" w:type="dxa"/>
+              <w:top w:w="120" w:type="dxa"/>
+              <w:bottom w:w="120" w:type="dxa"/>
+              <w:left w:w="160" w:type="dxa"/>
+              <w:right w:w="160" w:type="dxa"/>
             </w:tcMar>
+            <w:vAlign w:val="center"/>
           </w:tcPr>
           <w:p>
             <w:pPr>
-              <w:spacing w:after="40" w:before="40"/>
+              <w:spacing w:before="20" w:after="20" w:line="276" w:lineRule="auto"/>
             </w:pPr>
           </w:p>
         </w:tc>
@@ -1719,20 +1999,21 @@
             <w:tcW w:type="dxa" w:w="1872"/>
             <w:shd w:fill="F8FAFC"/>
             <w:tcMar>
-              <w:top w:w="100" w:type="dxa"/>
-              <w:bottom w:w="100" w:type="dxa"/>
-              <w:left w:w="120" w:type="dxa"/>
-              <w:right w:w="120" w:type="dxa"/>
+              <w:top w:w="120" w:type="dxa"/>
+              <w:bottom w:w="120" w:type="dxa"/>
+              <w:left w:w="160" w:type="dxa"/>
+              <w:right w:w="160" w:type="dxa"/>
             </w:tcMar>
+            <w:vAlign w:val="center"/>
           </w:tcPr>
           <w:p>
             <w:pPr>
-              <w:spacing w:after="40" w:before="40"/>
+              <w:spacing w:before="20" w:after="20" w:line="276" w:lineRule="auto"/>
             </w:pPr>
             <w:r>
               <w:rPr>
-                <w:rFonts w:ascii="Times New Roman" w:hAnsi="Times New Roman"/>
-                <w:sz w:val="20"/>
+                <w:rFonts w:ascii="Segoe UI" w:hAnsi="Segoe UI"/>
+                <w:sz w:val="19"/>
               </w:rPr>
               <w:t>Tìm kiếm, lọc và xem chi tiết tin việc làm</w:t>
             </w:r>
@@ -1743,15 +2024,16 @@
             <w:tcW w:type="dxa" w:w="1872"/>
             <w:shd w:fill="F8FAFC"/>
             <w:tcMar>
-              <w:top w:w="100" w:type="dxa"/>
-              <w:bottom w:w="100" w:type="dxa"/>
-              <w:left w:w="120" w:type="dxa"/>
-              <w:right w:w="120" w:type="dxa"/>
+              <w:top w:w="120" w:type="dxa"/>
+              <w:bottom w:w="120" w:type="dxa"/>
+              <w:left w:w="160" w:type="dxa"/>
+              <w:right w:w="160" w:type="dxa"/>
             </w:tcMar>
+            <w:vAlign w:val="center"/>
           </w:tcPr>
           <w:p>
             <w:pPr>
-              <w:spacing w:after="40" w:before="40"/>
+              <w:spacing w:before="20" w:after="20" w:line="276" w:lineRule="auto"/>
             </w:pPr>
           </w:p>
         </w:tc>
@@ -1760,15 +2042,16 @@
             <w:tcW w:type="dxa" w:w="1872"/>
             <w:shd w:fill="F8FAFC"/>
             <w:tcMar>
-              <w:top w:w="100" w:type="dxa"/>
-              <w:bottom w:w="100" w:type="dxa"/>
-              <w:left w:w="120" w:type="dxa"/>
-              <w:right w:w="120" w:type="dxa"/>
+              <w:top w:w="120" w:type="dxa"/>
+              <w:bottom w:w="120" w:type="dxa"/>
+              <w:left w:w="160" w:type="dxa"/>
+              <w:right w:w="160" w:type="dxa"/>
             </w:tcMar>
+            <w:vAlign w:val="center"/>
           </w:tcPr>
           <w:p>
             <w:pPr>
-              <w:spacing w:after="40" w:before="40"/>
+              <w:spacing w:before="20" w:after="20" w:line="276" w:lineRule="auto"/>
             </w:pPr>
           </w:p>
         </w:tc>
@@ -1777,15 +2060,16 @@
             <w:tcW w:type="dxa" w:w="1872"/>
             <w:shd w:fill="F8FAFC"/>
             <w:tcMar>
-              <w:top w:w="100" w:type="dxa"/>
-              <w:bottom w:w="100" w:type="dxa"/>
-              <w:left w:w="120" w:type="dxa"/>
-              <w:right w:w="120" w:type="dxa"/>
+              <w:top w:w="120" w:type="dxa"/>
+              <w:bottom w:w="120" w:type="dxa"/>
+              <w:left w:w="160" w:type="dxa"/>
+              <w:right w:w="160" w:type="dxa"/>
             </w:tcMar>
+            <w:vAlign w:val="center"/>
           </w:tcPr>
           <w:p>
             <w:pPr>
-              <w:spacing w:after="40" w:before="40"/>
+              <w:spacing w:before="20" w:after="20" w:line="276" w:lineRule="auto"/>
             </w:pPr>
           </w:p>
         </w:tc>
@@ -1794,15 +2078,16 @@
             <w:tcW w:type="dxa" w:w="1872"/>
             <w:shd w:fill="F8FAFC"/>
             <w:tcMar>
-              <w:top w:w="100" w:type="dxa"/>
-              <w:bottom w:w="100" w:type="dxa"/>
-              <w:left w:w="120" w:type="dxa"/>
-              <w:right w:w="120" w:type="dxa"/>
+              <w:top w:w="120" w:type="dxa"/>
+              <w:bottom w:w="120" w:type="dxa"/>
+              <w:left w:w="160" w:type="dxa"/>
+              <w:right w:w="160" w:type="dxa"/>
             </w:tcMar>
+            <w:vAlign w:val="center"/>
           </w:tcPr>
           <w:p>
             <w:pPr>
-              <w:spacing w:after="40" w:before="40"/>
+              <w:spacing w:before="20" w:after="20" w:line="276" w:lineRule="auto"/>
             </w:pPr>
           </w:p>
         </w:tc>
@@ -1813,20 +2098,21 @@
             <w:tcW w:type="dxa" w:w="1872"/>
             <w:shd w:fill="FFFFFF"/>
             <w:tcMar>
-              <w:top w:w="100" w:type="dxa"/>
-              <w:bottom w:w="100" w:type="dxa"/>
-              <w:left w:w="120" w:type="dxa"/>
-              <w:right w:w="120" w:type="dxa"/>
+              <w:top w:w="120" w:type="dxa"/>
+              <w:bottom w:w="120" w:type="dxa"/>
+              <w:left w:w="160" w:type="dxa"/>
+              <w:right w:w="160" w:type="dxa"/>
             </w:tcMar>
+            <w:vAlign w:val="center"/>
           </w:tcPr>
           <w:p>
             <w:pPr>
-              <w:spacing w:after="40" w:before="40"/>
+              <w:spacing w:before="20" w:after="20" w:line="276" w:lineRule="auto"/>
             </w:pPr>
             <w:r>
               <w:rPr>
-                <w:rFonts w:ascii="Times New Roman" w:hAnsi="Times New Roman"/>
-                <w:sz w:val="20"/>
+                <w:rFonts w:ascii="Segoe UI" w:hAnsi="Segoe UI"/>
+                <w:sz w:val="19"/>
               </w:rPr>
               <w:t>Cập nhật hồ sơ sinh viên (Kỹ năng, CV)</w:t>
             </w:r>
@@ -1837,20 +2123,21 @@
             <w:tcW w:type="dxa" w:w="1872"/>
             <w:shd w:fill="FFFFFF"/>
             <w:tcMar>
-              <w:top w:w="100" w:type="dxa"/>
-              <w:bottom w:w="100" w:type="dxa"/>
-              <w:left w:w="120" w:type="dxa"/>
-              <w:right w:w="120" w:type="dxa"/>
+              <w:top w:w="120" w:type="dxa"/>
+              <w:bottom w:w="120" w:type="dxa"/>
+              <w:left w:w="160" w:type="dxa"/>
+              <w:right w:w="160" w:type="dxa"/>
             </w:tcMar>
+            <w:vAlign w:val="center"/>
           </w:tcPr>
           <w:p>
             <w:pPr>
-              <w:spacing w:after="40" w:before="40"/>
+              <w:spacing w:before="20" w:after="20" w:line="276" w:lineRule="auto"/>
             </w:pPr>
             <w:r>
               <w:rPr>
-                <w:rFonts w:ascii="Times New Roman" w:hAnsi="Times New Roman"/>
-                <w:sz w:val="20"/>
+                <w:rFonts w:ascii="Segoe UI" w:hAnsi="Segoe UI"/>
+                <w:sz w:val="19"/>
               </w:rPr>
               <w:t>❌</w:t>
             </w:r>
@@ -1861,15 +2148,16 @@
             <w:tcW w:type="dxa" w:w="1872"/>
             <w:shd w:fill="FFFFFF"/>
             <w:tcMar>
-              <w:top w:w="100" w:type="dxa"/>
-              <w:bottom w:w="100" w:type="dxa"/>
-              <w:left w:w="120" w:type="dxa"/>
-              <w:right w:w="120" w:type="dxa"/>
+              <w:top w:w="120" w:type="dxa"/>
+              <w:bottom w:w="120" w:type="dxa"/>
+              <w:left w:w="160" w:type="dxa"/>
+              <w:right w:w="160" w:type="dxa"/>
             </w:tcMar>
+            <w:vAlign w:val="center"/>
           </w:tcPr>
           <w:p>
             <w:pPr>
-              <w:spacing w:after="40" w:before="40"/>
+              <w:spacing w:before="20" w:after="20" w:line="276" w:lineRule="auto"/>
             </w:pPr>
           </w:p>
         </w:tc>
@@ -1878,20 +2166,21 @@
             <w:tcW w:type="dxa" w:w="1872"/>
             <w:shd w:fill="FFFFFF"/>
             <w:tcMar>
-              <w:top w:w="100" w:type="dxa"/>
-              <w:bottom w:w="100" w:type="dxa"/>
-              <w:left w:w="120" w:type="dxa"/>
-              <w:right w:w="120" w:type="dxa"/>
+              <w:top w:w="120" w:type="dxa"/>
+              <w:bottom w:w="120" w:type="dxa"/>
+              <w:left w:w="160" w:type="dxa"/>
+              <w:right w:w="160" w:type="dxa"/>
             </w:tcMar>
+            <w:vAlign w:val="center"/>
           </w:tcPr>
           <w:p>
             <w:pPr>
-              <w:spacing w:after="40" w:before="40"/>
+              <w:spacing w:before="20" w:after="20" w:line="276" w:lineRule="auto"/>
             </w:pPr>
             <w:r>
               <w:rPr>
-                <w:rFonts w:ascii="Times New Roman" w:hAnsi="Times New Roman"/>
-                <w:sz w:val="20"/>
+                <w:rFonts w:ascii="Segoe UI" w:hAnsi="Segoe UI"/>
+                <w:sz w:val="19"/>
               </w:rPr>
               <w:t>❌</w:t>
             </w:r>
@@ -1902,20 +2191,21 @@
             <w:tcW w:type="dxa" w:w="1872"/>
             <w:shd w:fill="FFFFFF"/>
             <w:tcMar>
-              <w:top w:w="100" w:type="dxa"/>
-              <w:bottom w:w="100" w:type="dxa"/>
-              <w:left w:w="120" w:type="dxa"/>
-              <w:right w:w="120" w:type="dxa"/>
+              <w:top w:w="120" w:type="dxa"/>
+              <w:bottom w:w="120" w:type="dxa"/>
+              <w:left w:w="160" w:type="dxa"/>
+              <w:right w:w="160" w:type="dxa"/>
             </w:tcMar>
+            <w:vAlign w:val="center"/>
           </w:tcPr>
           <w:p>
             <w:pPr>
-              <w:spacing w:after="40" w:before="40"/>
+              <w:spacing w:before="20" w:after="20" w:line="276" w:lineRule="auto"/>
             </w:pPr>
             <w:r>
               <w:rPr>
-                <w:rFonts w:ascii="Times New Roman" w:hAnsi="Times New Roman"/>
-                <w:sz w:val="20"/>
+                <w:rFonts w:ascii="Segoe UI" w:hAnsi="Segoe UI"/>
+                <w:sz w:val="19"/>
               </w:rPr>
               <w:t>❌</w:t>
             </w:r>
@@ -1928,20 +2218,21 @@
             <w:tcW w:type="dxa" w:w="1872"/>
             <w:shd w:fill="F8FAFC"/>
             <w:tcMar>
-              <w:top w:w="100" w:type="dxa"/>
-              <w:bottom w:w="100" w:type="dxa"/>
-              <w:left w:w="120" w:type="dxa"/>
-              <w:right w:w="120" w:type="dxa"/>
+              <w:top w:w="120" w:type="dxa"/>
+              <w:bottom w:w="120" w:type="dxa"/>
+              <w:left w:w="160" w:type="dxa"/>
+              <w:right w:w="160" w:type="dxa"/>
             </w:tcMar>
+            <w:vAlign w:val="center"/>
           </w:tcPr>
           <w:p>
             <w:pPr>
-              <w:spacing w:after="40" w:before="40"/>
+              <w:spacing w:before="20" w:after="20" w:line="276" w:lineRule="auto"/>
             </w:pPr>
             <w:r>
               <w:rPr>
-                <w:rFonts w:ascii="Times New Roman" w:hAnsi="Times New Roman"/>
-                <w:sz w:val="20"/>
+                <w:rFonts w:ascii="Segoe UI" w:hAnsi="Segoe UI"/>
+                <w:sz w:val="19"/>
               </w:rPr>
               <w:t>Nộp đơn ứng tuyển &amp; Xem đơn của tôi</w:t>
             </w:r>
@@ -1952,20 +2243,21 @@
             <w:tcW w:type="dxa" w:w="1872"/>
             <w:shd w:fill="F8FAFC"/>
             <w:tcMar>
-              <w:top w:w="100" w:type="dxa"/>
-              <w:bottom w:w="100" w:type="dxa"/>
-              <w:left w:w="120" w:type="dxa"/>
-              <w:right w:w="120" w:type="dxa"/>
+              <w:top w:w="120" w:type="dxa"/>
+              <w:bottom w:w="120" w:type="dxa"/>
+              <w:left w:w="160" w:type="dxa"/>
+              <w:right w:w="160" w:type="dxa"/>
             </w:tcMar>
+            <w:vAlign w:val="center"/>
           </w:tcPr>
           <w:p>
             <w:pPr>
-              <w:spacing w:after="40" w:before="40"/>
+              <w:spacing w:before="20" w:after="20" w:line="276" w:lineRule="auto"/>
             </w:pPr>
             <w:r>
               <w:rPr>
-                <w:rFonts w:ascii="Times New Roman" w:hAnsi="Times New Roman"/>
-                <w:sz w:val="20"/>
+                <w:rFonts w:ascii="Segoe UI" w:hAnsi="Segoe UI"/>
+                <w:sz w:val="19"/>
               </w:rPr>
               <w:t>❌</w:t>
             </w:r>
@@ -1976,15 +2268,16 @@
             <w:tcW w:type="dxa" w:w="1872"/>
             <w:shd w:fill="F8FAFC"/>
             <w:tcMar>
-              <w:top w:w="100" w:type="dxa"/>
-              <w:bottom w:w="100" w:type="dxa"/>
-              <w:left w:w="120" w:type="dxa"/>
-              <w:right w:w="120" w:type="dxa"/>
+              <w:top w:w="120" w:type="dxa"/>
+              <w:bottom w:w="120" w:type="dxa"/>
+              <w:left w:w="160" w:type="dxa"/>
+              <w:right w:w="160" w:type="dxa"/>
             </w:tcMar>
+            <w:vAlign w:val="center"/>
           </w:tcPr>
           <w:p>
             <w:pPr>
-              <w:spacing w:after="40" w:before="40"/>
+              <w:spacing w:before="20" w:after="20" w:line="276" w:lineRule="auto"/>
             </w:pPr>
           </w:p>
         </w:tc>
@@ -1993,20 +2286,21 @@
             <w:tcW w:type="dxa" w:w="1872"/>
             <w:shd w:fill="F8FAFC"/>
             <w:tcMar>
-              <w:top w:w="100" w:type="dxa"/>
-              <w:bottom w:w="100" w:type="dxa"/>
-              <w:left w:w="120" w:type="dxa"/>
-              <w:right w:w="120" w:type="dxa"/>
+              <w:top w:w="120" w:type="dxa"/>
+              <w:bottom w:w="120" w:type="dxa"/>
+              <w:left w:w="160" w:type="dxa"/>
+              <w:right w:w="160" w:type="dxa"/>
             </w:tcMar>
+            <w:vAlign w:val="center"/>
           </w:tcPr>
           <w:p>
             <w:pPr>
-              <w:spacing w:after="40" w:before="40"/>
+              <w:spacing w:before="20" w:after="20" w:line="276" w:lineRule="auto"/>
             </w:pPr>
             <w:r>
               <w:rPr>
-                <w:rFonts w:ascii="Times New Roman" w:hAnsi="Times New Roman"/>
-                <w:sz w:val="20"/>
+                <w:rFonts w:ascii="Segoe UI" w:hAnsi="Segoe UI"/>
+                <w:sz w:val="19"/>
               </w:rPr>
               <w:t>❌</w:t>
             </w:r>
@@ -2017,20 +2311,21 @@
             <w:tcW w:type="dxa" w:w="1872"/>
             <w:shd w:fill="F8FAFC"/>
             <w:tcMar>
-              <w:top w:w="100" w:type="dxa"/>
-              <w:bottom w:w="100" w:type="dxa"/>
-              <w:left w:w="120" w:type="dxa"/>
-              <w:right w:w="120" w:type="dxa"/>
+              <w:top w:w="120" w:type="dxa"/>
+              <w:bottom w:w="120" w:type="dxa"/>
+              <w:left w:w="160" w:type="dxa"/>
+              <w:right w:w="160" w:type="dxa"/>
             </w:tcMar>
+            <w:vAlign w:val="center"/>
           </w:tcPr>
           <w:p>
             <w:pPr>
-              <w:spacing w:after="40" w:before="40"/>
+              <w:spacing w:before="20" w:after="20" w:line="276" w:lineRule="auto"/>
             </w:pPr>
             <w:r>
               <w:rPr>
-                <w:rFonts w:ascii="Times New Roman" w:hAnsi="Times New Roman"/>
-                <w:sz w:val="20"/>
+                <w:rFonts w:ascii="Segoe UI" w:hAnsi="Segoe UI"/>
+                <w:sz w:val="19"/>
               </w:rPr>
               <w:t>❌</w:t>
             </w:r>
@@ -2043,20 +2338,21 @@
             <w:tcW w:type="dxa" w:w="1872"/>
             <w:shd w:fill="FFFFFF"/>
             <w:tcMar>
-              <w:top w:w="100" w:type="dxa"/>
-              <w:bottom w:w="100" w:type="dxa"/>
-              <w:left w:w="120" w:type="dxa"/>
-              <w:right w:w="120" w:type="dxa"/>
+              <w:top w:w="120" w:type="dxa"/>
+              <w:bottom w:w="120" w:type="dxa"/>
+              <w:left w:w="160" w:type="dxa"/>
+              <w:right w:w="160" w:type="dxa"/>
             </w:tcMar>
+            <w:vAlign w:val="center"/>
           </w:tcPr>
           <w:p>
             <w:pPr>
-              <w:spacing w:after="40" w:before="40"/>
+              <w:spacing w:before="20" w:after="20" w:line="276" w:lineRule="auto"/>
             </w:pPr>
             <w:r>
               <w:rPr>
-                <w:rFonts w:ascii="Times New Roman" w:hAnsi="Times New Roman"/>
-                <w:sz w:val="20"/>
+                <w:rFonts w:ascii="Segoe UI" w:hAnsi="Segoe UI"/>
+                <w:sz w:val="19"/>
               </w:rPr>
               <w:t>Đăng tin tuyển dụng &amp; Đổi trạng thái tin</w:t>
             </w:r>
@@ -2067,20 +2363,21 @@
             <w:tcW w:type="dxa" w:w="1872"/>
             <w:shd w:fill="FFFFFF"/>
             <w:tcMar>
-              <w:top w:w="100" w:type="dxa"/>
-              <w:bottom w:w="100" w:type="dxa"/>
-              <w:left w:w="120" w:type="dxa"/>
-              <w:right w:w="120" w:type="dxa"/>
+              <w:top w:w="120" w:type="dxa"/>
+              <w:bottom w:w="120" w:type="dxa"/>
+              <w:left w:w="160" w:type="dxa"/>
+              <w:right w:w="160" w:type="dxa"/>
             </w:tcMar>
+            <w:vAlign w:val="center"/>
           </w:tcPr>
           <w:p>
             <w:pPr>
-              <w:spacing w:after="40" w:before="40"/>
+              <w:spacing w:before="20" w:after="20" w:line="276" w:lineRule="auto"/>
             </w:pPr>
             <w:r>
               <w:rPr>
-                <w:rFonts w:ascii="Times New Roman" w:hAnsi="Times New Roman"/>
-                <w:sz w:val="20"/>
+                <w:rFonts w:ascii="Segoe UI" w:hAnsi="Segoe UI"/>
+                <w:sz w:val="19"/>
               </w:rPr>
               <w:t>❌</w:t>
             </w:r>
@@ -2091,20 +2388,21 @@
             <w:tcW w:type="dxa" w:w="1872"/>
             <w:shd w:fill="FFFFFF"/>
             <w:tcMar>
-              <w:top w:w="100" w:type="dxa"/>
-              <w:bottom w:w="100" w:type="dxa"/>
-              <w:left w:w="120" w:type="dxa"/>
-              <w:right w:w="120" w:type="dxa"/>
+              <w:top w:w="120" w:type="dxa"/>
+              <w:bottom w:w="120" w:type="dxa"/>
+              <w:left w:w="160" w:type="dxa"/>
+              <w:right w:w="160" w:type="dxa"/>
             </w:tcMar>
+            <w:vAlign w:val="center"/>
           </w:tcPr>
           <w:p>
             <w:pPr>
-              <w:spacing w:after="40" w:before="40"/>
+              <w:spacing w:before="20" w:after="20" w:line="276" w:lineRule="auto"/>
             </w:pPr>
             <w:r>
               <w:rPr>
-                <w:rFonts w:ascii="Times New Roman" w:hAnsi="Times New Roman"/>
-                <w:sz w:val="20"/>
+                <w:rFonts w:ascii="Segoe UI" w:hAnsi="Segoe UI"/>
+                <w:sz w:val="19"/>
               </w:rPr>
               <w:t>❌</w:t>
             </w:r>
@@ -2115,15 +2413,16 @@
             <w:tcW w:type="dxa" w:w="1872"/>
             <w:shd w:fill="FFFFFF"/>
             <w:tcMar>
-              <w:top w:w="100" w:type="dxa"/>
-              <w:bottom w:w="100" w:type="dxa"/>
-              <w:left w:w="120" w:type="dxa"/>
-              <w:right w:w="120" w:type="dxa"/>
+              <w:top w:w="120" w:type="dxa"/>
+              <w:bottom w:w="120" w:type="dxa"/>
+              <w:left w:w="160" w:type="dxa"/>
+              <w:right w:w="160" w:type="dxa"/>
             </w:tcMar>
+            <w:vAlign w:val="center"/>
           </w:tcPr>
           <w:p>
             <w:pPr>
-              <w:spacing w:after="40" w:before="40"/>
+              <w:spacing w:before="20" w:after="20" w:line="276" w:lineRule="auto"/>
             </w:pPr>
           </w:p>
         </w:tc>
@@ -2132,15 +2431,16 @@
             <w:tcW w:type="dxa" w:w="1872"/>
             <w:shd w:fill="FFFFFF"/>
             <w:tcMar>
-              <w:top w:w="100" w:type="dxa"/>
-              <w:bottom w:w="100" w:type="dxa"/>
-              <w:left w:w="120" w:type="dxa"/>
-              <w:right w:w="120" w:type="dxa"/>
+              <w:top w:w="120" w:type="dxa"/>
+              <w:bottom w:w="120" w:type="dxa"/>
+              <w:left w:w="160" w:type="dxa"/>
+              <w:right w:w="160" w:type="dxa"/>
             </w:tcMar>
+            <w:vAlign w:val="center"/>
           </w:tcPr>
           <w:p>
             <w:pPr>
-              <w:spacing w:after="40" w:before="40"/>
+              <w:spacing w:before="20" w:after="20" w:line="276" w:lineRule="auto"/>
             </w:pPr>
           </w:p>
         </w:tc>
@@ -2151,20 +2451,21 @@
             <w:tcW w:type="dxa" w:w="1872"/>
             <w:shd w:fill="F8FAFC"/>
             <w:tcMar>
-              <w:top w:w="100" w:type="dxa"/>
-              <w:bottom w:w="100" w:type="dxa"/>
-              <w:left w:w="120" w:type="dxa"/>
-              <w:right w:w="120" w:type="dxa"/>
+              <w:top w:w="120" w:type="dxa"/>
+              <w:bottom w:w="120" w:type="dxa"/>
+              <w:left w:w="160" w:type="dxa"/>
+              <w:right w:w="160" w:type="dxa"/>
             </w:tcMar>
+            <w:vAlign w:val="center"/>
           </w:tcPr>
           <w:p>
             <w:pPr>
-              <w:spacing w:after="40" w:before="40"/>
+              <w:spacing w:before="20" w:after="20" w:line="276" w:lineRule="auto"/>
             </w:pPr>
             <w:r>
               <w:rPr>
-                <w:rFonts w:ascii="Times New Roman" w:hAnsi="Times New Roman"/>
-                <w:sz w:val="20"/>
+                <w:rFonts w:ascii="Segoe UI" w:hAnsi="Segoe UI"/>
+                <w:sz w:val="19"/>
               </w:rPr>
               <w:t>Xem danh sách &amp; Duyệt hồ sơ ứng viên</w:t>
             </w:r>
@@ -2175,20 +2476,21 @@
             <w:tcW w:type="dxa" w:w="1872"/>
             <w:shd w:fill="F8FAFC"/>
             <w:tcMar>
-              <w:top w:w="100" w:type="dxa"/>
-              <w:bottom w:w="100" w:type="dxa"/>
-              <w:left w:w="120" w:type="dxa"/>
-              <w:right w:w="120" w:type="dxa"/>
+              <w:top w:w="120" w:type="dxa"/>
+              <w:bottom w:w="120" w:type="dxa"/>
+              <w:left w:w="160" w:type="dxa"/>
+              <w:right w:w="160" w:type="dxa"/>
             </w:tcMar>
+            <w:vAlign w:val="center"/>
           </w:tcPr>
           <w:p>
             <w:pPr>
-              <w:spacing w:after="40" w:before="40"/>
+              <w:spacing w:before="20" w:after="20" w:line="276" w:lineRule="auto"/>
             </w:pPr>
             <w:r>
               <w:rPr>
-                <w:rFonts w:ascii="Times New Roman" w:hAnsi="Times New Roman"/>
-                <w:sz w:val="20"/>
+                <w:rFonts w:ascii="Segoe UI" w:hAnsi="Segoe UI"/>
+                <w:sz w:val="19"/>
               </w:rPr>
               <w:t>❌</w:t>
             </w:r>
@@ -2199,20 +2501,21 @@
             <w:tcW w:type="dxa" w:w="1872"/>
             <w:shd w:fill="F8FAFC"/>
             <w:tcMar>
-              <w:top w:w="100" w:type="dxa"/>
-              <w:bottom w:w="100" w:type="dxa"/>
-              <w:left w:w="120" w:type="dxa"/>
-              <w:right w:w="120" w:type="dxa"/>
+              <w:top w:w="120" w:type="dxa"/>
+              <w:bottom w:w="120" w:type="dxa"/>
+              <w:left w:w="160" w:type="dxa"/>
+              <w:right w:w="160" w:type="dxa"/>
             </w:tcMar>
+            <w:vAlign w:val="center"/>
           </w:tcPr>
           <w:p>
             <w:pPr>
-              <w:spacing w:after="40" w:before="40"/>
+              <w:spacing w:before="20" w:after="20" w:line="276" w:lineRule="auto"/>
             </w:pPr>
             <w:r>
               <w:rPr>
-                <w:rFonts w:ascii="Times New Roman" w:hAnsi="Times New Roman"/>
-                <w:sz w:val="20"/>
+                <w:rFonts w:ascii="Segoe UI" w:hAnsi="Segoe UI"/>
+                <w:sz w:val="19"/>
               </w:rPr>
               <w:t>❌</w:t>
             </w:r>
@@ -2223,15 +2526,16 @@
             <w:tcW w:type="dxa" w:w="1872"/>
             <w:shd w:fill="F8FAFC"/>
             <w:tcMar>
-              <w:top w:w="100" w:type="dxa"/>
-              <w:bottom w:w="100" w:type="dxa"/>
-              <w:left w:w="120" w:type="dxa"/>
-              <w:right w:w="120" w:type="dxa"/>
+              <w:top w:w="120" w:type="dxa"/>
+              <w:bottom w:w="120" w:type="dxa"/>
+              <w:left w:w="160" w:type="dxa"/>
+              <w:right w:w="160" w:type="dxa"/>
             </w:tcMar>
+            <w:vAlign w:val="center"/>
           </w:tcPr>
           <w:p>
             <w:pPr>
-              <w:spacing w:after="40" w:before="40"/>
+              <w:spacing w:before="20" w:after="20" w:line="276" w:lineRule="auto"/>
             </w:pPr>
           </w:p>
         </w:tc>
@@ -2240,15 +2544,16 @@
             <w:tcW w:type="dxa" w:w="1872"/>
             <w:shd w:fill="F8FAFC"/>
             <w:tcMar>
-              <w:top w:w="100" w:type="dxa"/>
-              <w:bottom w:w="100" w:type="dxa"/>
-              <w:left w:w="120" w:type="dxa"/>
-              <w:right w:w="120" w:type="dxa"/>
+              <w:top w:w="120" w:type="dxa"/>
+              <w:bottom w:w="120" w:type="dxa"/>
+              <w:left w:w="160" w:type="dxa"/>
+              <w:right w:w="160" w:type="dxa"/>
             </w:tcMar>
+            <w:vAlign w:val="center"/>
           </w:tcPr>
           <w:p>
             <w:pPr>
-              <w:spacing w:after="40" w:before="40"/>
+              <w:spacing w:before="20" w:after="20" w:line="276" w:lineRule="auto"/>
             </w:pPr>
           </w:p>
         </w:tc>
@@ -2259,20 +2564,21 @@
             <w:tcW w:type="dxa" w:w="1872"/>
             <w:shd w:fill="FFFFFF"/>
             <w:tcMar>
-              <w:top w:w="100" w:type="dxa"/>
-              <w:bottom w:w="100" w:type="dxa"/>
-              <w:left w:w="120" w:type="dxa"/>
-              <w:right w:w="120" w:type="dxa"/>
+              <w:top w:w="120" w:type="dxa"/>
+              <w:bottom w:w="120" w:type="dxa"/>
+              <w:left w:w="160" w:type="dxa"/>
+              <w:right w:w="160" w:type="dxa"/>
             </w:tcMar>
+            <w:vAlign w:val="center"/>
           </w:tcPr>
           <w:p>
             <w:pPr>
-              <w:spacing w:after="40" w:before="40"/>
+              <w:spacing w:before="20" w:after="20" w:line="276" w:lineRule="auto"/>
             </w:pPr>
             <w:r>
               <w:rPr>
-                <w:rFonts w:ascii="Times New Roman" w:hAnsi="Times New Roman"/>
-                <w:sz w:val="20"/>
+                <w:rFonts w:ascii="Segoe UI" w:hAnsi="Segoe UI"/>
+                <w:sz w:val="19"/>
               </w:rPr>
               <w:t>Đánh giá hai chiều sau khi hoàn thành</w:t>
             </w:r>
@@ -2283,20 +2589,21 @@
             <w:tcW w:type="dxa" w:w="1872"/>
             <w:shd w:fill="FFFFFF"/>
             <w:tcMar>
-              <w:top w:w="100" w:type="dxa"/>
-              <w:bottom w:w="100" w:type="dxa"/>
-              <w:left w:w="120" w:type="dxa"/>
-              <w:right w:w="120" w:type="dxa"/>
+              <w:top w:w="120" w:type="dxa"/>
+              <w:bottom w:w="120" w:type="dxa"/>
+              <w:left w:w="160" w:type="dxa"/>
+              <w:right w:w="160" w:type="dxa"/>
             </w:tcMar>
+            <w:vAlign w:val="center"/>
           </w:tcPr>
           <w:p>
             <w:pPr>
-              <w:spacing w:after="40" w:before="40"/>
+              <w:spacing w:before="20" w:after="20" w:line="276" w:lineRule="auto"/>
             </w:pPr>
             <w:r>
               <w:rPr>
-                <w:rFonts w:ascii="Times New Roman" w:hAnsi="Times New Roman"/>
-                <w:sz w:val="20"/>
+                <w:rFonts w:ascii="Segoe UI" w:hAnsi="Segoe UI"/>
+                <w:sz w:val="19"/>
               </w:rPr>
               <w:t>❌</w:t>
             </w:r>
@@ -2307,15 +2614,16 @@
             <w:tcW w:type="dxa" w:w="1872"/>
             <w:shd w:fill="FFFFFF"/>
             <w:tcMar>
-              <w:top w:w="100" w:type="dxa"/>
-              <w:bottom w:w="100" w:type="dxa"/>
-              <w:left w:w="120" w:type="dxa"/>
-              <w:right w:w="120" w:type="dxa"/>
+              <w:top w:w="120" w:type="dxa"/>
+              <w:bottom w:w="120" w:type="dxa"/>
+              <w:left w:w="160" w:type="dxa"/>
+              <w:right w:w="160" w:type="dxa"/>
             </w:tcMar>
+            <w:vAlign w:val="center"/>
           </w:tcPr>
           <w:p>
             <w:pPr>
-              <w:spacing w:after="40" w:before="40"/>
+              <w:spacing w:before="20" w:after="20" w:line="276" w:lineRule="auto"/>
             </w:pPr>
           </w:p>
         </w:tc>
@@ -2324,15 +2632,16 @@
             <w:tcW w:type="dxa" w:w="1872"/>
             <w:shd w:fill="FFFFFF"/>
             <w:tcMar>
-              <w:top w:w="100" w:type="dxa"/>
-              <w:bottom w:w="100" w:type="dxa"/>
-              <w:left w:w="120" w:type="dxa"/>
-              <w:right w:w="120" w:type="dxa"/>
+              <w:top w:w="120" w:type="dxa"/>
+              <w:bottom w:w="120" w:type="dxa"/>
+              <w:left w:w="160" w:type="dxa"/>
+              <w:right w:w="160" w:type="dxa"/>
             </w:tcMar>
+            <w:vAlign w:val="center"/>
           </w:tcPr>
           <w:p>
             <w:pPr>
-              <w:spacing w:after="40" w:before="40"/>
+              <w:spacing w:before="20" w:after="20" w:line="276" w:lineRule="auto"/>
             </w:pPr>
           </w:p>
         </w:tc>
@@ -2341,15 +2650,16 @@
             <w:tcW w:type="dxa" w:w="1872"/>
             <w:shd w:fill="FFFFFF"/>
             <w:tcMar>
-              <w:top w:w="100" w:type="dxa"/>
-              <w:bottom w:w="100" w:type="dxa"/>
-              <w:left w:w="120" w:type="dxa"/>
-              <w:right w:w="120" w:type="dxa"/>
+              <w:top w:w="120" w:type="dxa"/>
+              <w:bottom w:w="120" w:type="dxa"/>
+              <w:left w:w="160" w:type="dxa"/>
+              <w:right w:w="160" w:type="dxa"/>
             </w:tcMar>
+            <w:vAlign w:val="center"/>
           </w:tcPr>
           <w:p>
             <w:pPr>
-              <w:spacing w:after="40" w:before="40"/>
+              <w:spacing w:before="20" w:after="20" w:line="276" w:lineRule="auto"/>
             </w:pPr>
           </w:p>
         </w:tc>
@@ -2360,20 +2670,21 @@
             <w:tcW w:type="dxa" w:w="1872"/>
             <w:shd w:fill="F8FAFC"/>
             <w:tcMar>
-              <w:top w:w="100" w:type="dxa"/>
-              <w:bottom w:w="100" w:type="dxa"/>
-              <w:left w:w="120" w:type="dxa"/>
-              <w:right w:w="120" w:type="dxa"/>
+              <w:top w:w="120" w:type="dxa"/>
+              <w:bottom w:w="120" w:type="dxa"/>
+              <w:left w:w="160" w:type="dxa"/>
+              <w:right w:w="160" w:type="dxa"/>
             </w:tcMar>
+            <w:vAlign w:val="center"/>
           </w:tcPr>
           <w:p>
             <w:pPr>
-              <w:spacing w:after="40" w:before="40"/>
+              <w:spacing w:before="20" w:after="20" w:line="276" w:lineRule="auto"/>
             </w:pPr>
             <w:r>
               <w:rPr>
-                <w:rFonts w:ascii="Times New Roman" w:hAnsi="Times New Roman"/>
-                <w:sz w:val="20"/>
+                <w:rFonts w:ascii="Segoe UI" w:hAnsi="Segoe UI"/>
+                <w:sz w:val="19"/>
               </w:rPr>
               <w:t>Quản lý tài khoản (Khóa/Mở) &amp; Xem thống kê hệ thống</w:t>
             </w:r>
@@ -2384,20 +2695,21 @@
             <w:tcW w:type="dxa" w:w="1872"/>
             <w:shd w:fill="F8FAFC"/>
             <w:tcMar>
-              <w:top w:w="100" w:type="dxa"/>
-              <w:bottom w:w="100" w:type="dxa"/>
-              <w:left w:w="120" w:type="dxa"/>
-              <w:right w:w="120" w:type="dxa"/>
+              <w:top w:w="120" w:type="dxa"/>
+              <w:bottom w:w="120" w:type="dxa"/>
+              <w:left w:w="160" w:type="dxa"/>
+              <w:right w:w="160" w:type="dxa"/>
             </w:tcMar>
+            <w:vAlign w:val="center"/>
           </w:tcPr>
           <w:p>
             <w:pPr>
-              <w:spacing w:after="40" w:before="40"/>
+              <w:spacing w:before="20" w:after="20" w:line="276" w:lineRule="auto"/>
             </w:pPr>
             <w:r>
               <w:rPr>
-                <w:rFonts w:ascii="Times New Roman" w:hAnsi="Times New Roman"/>
-                <w:sz w:val="20"/>
+                <w:rFonts w:ascii="Segoe UI" w:hAnsi="Segoe UI"/>
+                <w:sz w:val="19"/>
               </w:rPr>
               <w:t>❌</w:t>
             </w:r>
@@ -2408,20 +2720,21 @@
             <w:tcW w:type="dxa" w:w="1872"/>
             <w:shd w:fill="F8FAFC"/>
             <w:tcMar>
-              <w:top w:w="100" w:type="dxa"/>
-              <w:bottom w:w="100" w:type="dxa"/>
-              <w:left w:w="120" w:type="dxa"/>
-              <w:right w:w="120" w:type="dxa"/>
+              <w:top w:w="120" w:type="dxa"/>
+              <w:bottom w:w="120" w:type="dxa"/>
+              <w:left w:w="160" w:type="dxa"/>
+              <w:right w:w="160" w:type="dxa"/>
             </w:tcMar>
+            <w:vAlign w:val="center"/>
           </w:tcPr>
           <w:p>
             <w:pPr>
-              <w:spacing w:after="40" w:before="40"/>
+              <w:spacing w:before="20" w:after="20" w:line="276" w:lineRule="auto"/>
             </w:pPr>
             <w:r>
               <w:rPr>
-                <w:rFonts w:ascii="Times New Roman" w:hAnsi="Times New Roman"/>
-                <w:sz w:val="20"/>
+                <w:rFonts w:ascii="Segoe UI" w:hAnsi="Segoe UI"/>
+                <w:sz w:val="19"/>
               </w:rPr>
               <w:t>❌</w:t>
             </w:r>
@@ -2432,20 +2745,21 @@
             <w:tcW w:type="dxa" w:w="1872"/>
             <w:shd w:fill="F8FAFC"/>
             <w:tcMar>
-              <w:top w:w="100" w:type="dxa"/>
-              <w:bottom w:w="100" w:type="dxa"/>
-              <w:left w:w="120" w:type="dxa"/>
-              <w:right w:w="120" w:type="dxa"/>
+              <w:top w:w="120" w:type="dxa"/>
+              <w:bottom w:w="120" w:type="dxa"/>
+              <w:left w:w="160" w:type="dxa"/>
+              <w:right w:w="160" w:type="dxa"/>
             </w:tcMar>
+            <w:vAlign w:val="center"/>
           </w:tcPr>
           <w:p>
             <w:pPr>
-              <w:spacing w:after="40" w:before="40"/>
+              <w:spacing w:before="20" w:after="20" w:line="276" w:lineRule="auto"/>
             </w:pPr>
             <w:r>
               <w:rPr>
-                <w:rFonts w:ascii="Times New Roman" w:hAnsi="Times New Roman"/>
-                <w:sz w:val="20"/>
+                <w:rFonts w:ascii="Segoe UI" w:hAnsi="Segoe UI"/>
+                <w:sz w:val="19"/>
               </w:rPr>
               <w:t>❌</w:t>
             </w:r>
@@ -2456,15 +2770,16 @@
             <w:tcW w:type="dxa" w:w="1872"/>
             <w:shd w:fill="F8FAFC"/>
             <w:tcMar>
-              <w:top w:w="100" w:type="dxa"/>
-              <w:bottom w:w="100" w:type="dxa"/>
-              <w:left w:w="120" w:type="dxa"/>
-              <w:right w:w="120" w:type="dxa"/>
+              <w:top w:w="120" w:type="dxa"/>
+              <w:bottom w:w="120" w:type="dxa"/>
+              <w:left w:w="160" w:type="dxa"/>
+              <w:right w:w="160" w:type="dxa"/>
             </w:tcMar>
+            <w:vAlign w:val="center"/>
           </w:tcPr>
           <w:p>
             <w:pPr>
-              <w:spacing w:after="40" w:before="40"/>
+              <w:spacing w:before="20" w:after="20" w:line="276" w:lineRule="auto"/>
             </w:pPr>
           </w:p>
         </w:tc>
@@ -2472,30 +2787,27 @@
     </w:tbl>
     <w:p>
       <w:pPr>
-        <w:spacing w:after="120"/>
+        <w:spacing w:after="160"/>
       </w:pPr>
     </w:p>
     <w:p>
       <w:pPr>
-        <w:spacing w:after="120" w:before="120"/>
+        <w:spacing w:before="120" w:after="120"/>
+        <w:pBdr>
+          <w:bottom w:val="single" w:sz="12" w:space="1" w:color="CBD5E1"/>
+        </w:pBdr>
       </w:pPr>
-      <w:r>
-        <w:rPr>
-          <w:color w:val="C8CDD7"/>
-        </w:rPr>
-        <w:t>—————————————————————————————————————————————</w:t>
-      </w:r>
     </w:p>
     <w:p>
       <w:pPr>
         <w:pStyle w:val="Heading2"/>
-        <w:spacing w:before="200" w:after="80"/>
+        <w:spacing w:before="280" w:after="120"/>
       </w:pPr>
       <w:r>
         <w:rPr>
-          <w:rFonts w:ascii="Times New Roman" w:hAnsi="Times New Roman"/>
+          <w:rFonts w:ascii="Segoe UI" w:hAnsi="Segoe UI"/>
           <w:b/>
-          <w:color w:val="1E3A8A"/>
+          <w:color w:val="4F46E5"/>
           <w:sz w:val="28"/>
         </w:rPr>
         <w:t>4. MÔ HÌNH TRIỂN KHAI VẬN HÀNH (DEPLOYMENT ARCHITECTURE)</w:t>
@@ -2503,169 +2815,179 @@
     </w:p>
     <w:p>
       <w:pPr>
-        <w:pStyle w:val="ListNumber"/>
-        <w:spacing w:after="60" w:before="0"/>
+        <w:spacing w:before="40" w:after="40" w:line="276" w:lineRule="auto"/>
+        <w:ind w:left="360"/>
       </w:pPr>
       <w:r>
         <w:rPr>
-          <w:rFonts w:ascii="Times New Roman" w:hAnsi="Times New Roman"/>
+          <w:rFonts w:ascii="Segoe UI" w:hAnsi="Segoe UI"/>
+          <w:sz w:val="20"/>
+        </w:rPr>
+        <w:t xml:space="preserve">1. </w:t>
+      </w:r>
+      <w:r>
+        <w:rPr>
           <w:b/>
-          <w:sz w:val="22"/>
         </w:rPr>
         <w:t>Triển khai Container (Docker Compose):</w:t>
       </w:r>
     </w:p>
     <w:p>
       <w:pPr>
-        <w:spacing w:after="100" w:before="0" w:line="276" w:lineRule="auto"/>
+        <w:spacing w:before="40" w:after="80" w:line="288" w:lineRule="auto"/>
       </w:pPr>
       <w:r>
         <w:rPr>
-          <w:rFonts w:ascii="Times New Roman" w:hAnsi="Times New Roman"/>
-          <w:sz w:val="22"/>
+          <w:rFonts w:ascii="Segoe UI" w:hAnsi="Segoe UI"/>
+          <w:sz w:val="21"/>
         </w:rPr>
         <w:t xml:space="preserve">   - Đóng gói 3 container dịch vụ: </w:t>
       </w:r>
       <w:r>
         <w:rPr>
-          <w:rFonts w:ascii="Times New Roman" w:hAnsi="Times New Roman"/>
+          <w:rFonts w:ascii="Consolas" w:hAnsi="Consolas"/>
           <w:color w:val="B42828"/>
-          <w:sz w:val="22"/>
+          <w:sz w:val="19"/>
         </w:rPr>
         <w:t>freelance-db</w:t>
       </w:r>
       <w:r>
         <w:rPr>
-          <w:rFonts w:ascii="Times New Roman" w:hAnsi="Times New Roman"/>
-          <w:sz w:val="22"/>
+          <w:rFonts w:ascii="Segoe UI" w:hAnsi="Segoe UI"/>
+          <w:sz w:val="21"/>
         </w:rPr>
         <w:t xml:space="preserve"> (Port 5432), </w:t>
       </w:r>
       <w:r>
         <w:rPr>
-          <w:rFonts w:ascii="Times New Roman" w:hAnsi="Times New Roman"/>
+          <w:rFonts w:ascii="Consolas" w:hAnsi="Consolas"/>
           <w:color w:val="B42828"/>
-          <w:sz w:val="22"/>
+          <w:sz w:val="19"/>
         </w:rPr>
         <w:t>freelance-backend</w:t>
       </w:r>
       <w:r>
         <w:rPr>
-          <w:rFonts w:ascii="Times New Roman" w:hAnsi="Times New Roman"/>
-          <w:sz w:val="22"/>
+          <w:rFonts w:ascii="Segoe UI" w:hAnsi="Segoe UI"/>
+          <w:sz w:val="21"/>
         </w:rPr>
         <w:t xml:space="preserve"> (Port 8080), </w:t>
       </w:r>
       <w:r>
         <w:rPr>
-          <w:rFonts w:ascii="Times New Roman" w:hAnsi="Times New Roman"/>
+          <w:rFonts w:ascii="Consolas" w:hAnsi="Consolas"/>
           <w:color w:val="B42828"/>
-          <w:sz w:val="22"/>
+          <w:sz w:val="19"/>
         </w:rPr>
         <w:t>freelance-frontend</w:t>
       </w:r>
       <w:r>
         <w:rPr>
-          <w:rFonts w:ascii="Times New Roman" w:hAnsi="Times New Roman"/>
-          <w:sz w:val="22"/>
+          <w:rFonts w:ascii="Segoe UI" w:hAnsi="Segoe UI"/>
+          <w:sz w:val="21"/>
         </w:rPr>
         <w:t xml:space="preserve"> (Port 3000).</w:t>
       </w:r>
     </w:p>
     <w:p>
       <w:pPr>
-        <w:spacing w:after="100" w:before="0" w:line="276" w:lineRule="auto"/>
+        <w:spacing w:before="40" w:after="80" w:line="288" w:lineRule="auto"/>
       </w:pPr>
       <w:r>
         <w:rPr>
-          <w:rFonts w:ascii="Times New Roman" w:hAnsi="Times New Roman"/>
-          <w:sz w:val="22"/>
+          <w:rFonts w:ascii="Segoe UI" w:hAnsi="Segoe UI"/>
+          <w:sz w:val="21"/>
         </w:rPr>
         <w:t xml:space="preserve">   - Tự động kiểm tra phụ thuộc (</w:t>
       </w:r>
       <w:r>
         <w:rPr>
-          <w:rFonts w:ascii="Times New Roman" w:hAnsi="Times New Roman"/>
+          <w:rFonts w:ascii="Consolas" w:hAnsi="Consolas"/>
           <w:color w:val="B42828"/>
-          <w:sz w:val="22"/>
+          <w:sz w:val="19"/>
         </w:rPr>
         <w:t>depends_on</w:t>
       </w:r>
       <w:r>
         <w:rPr>
-          <w:rFonts w:ascii="Times New Roman" w:hAnsi="Times New Roman"/>
-          <w:sz w:val="22"/>
+          <w:rFonts w:ascii="Segoe UI" w:hAnsi="Segoe UI"/>
+          <w:sz w:val="21"/>
         </w:rPr>
         <w:t xml:space="preserve">), khởi chạy chỉ với 1 lệnh </w:t>
       </w:r>
       <w:r>
         <w:rPr>
-          <w:rFonts w:ascii="Times New Roman" w:hAnsi="Times New Roman"/>
+          <w:rFonts w:ascii="Consolas" w:hAnsi="Consolas"/>
           <w:color w:val="B42828"/>
-          <w:sz w:val="22"/>
+          <w:sz w:val="19"/>
         </w:rPr>
         <w:t>docker-compose up -d --build</w:t>
       </w:r>
       <w:r>
         <w:rPr>
-          <w:rFonts w:ascii="Times New Roman" w:hAnsi="Times New Roman"/>
-          <w:sz w:val="22"/>
+          <w:rFonts w:ascii="Segoe UI" w:hAnsi="Segoe UI"/>
+          <w:sz w:val="21"/>
         </w:rPr>
         <w:t>.</w:t>
       </w:r>
     </w:p>
     <w:p>
       <w:pPr>
-        <w:pStyle w:val="ListNumber"/>
-        <w:spacing w:after="60" w:before="0"/>
+        <w:spacing w:before="40" w:after="40" w:line="276" w:lineRule="auto"/>
+        <w:ind w:left="360"/>
       </w:pPr>
       <w:r>
         <w:rPr>
-          <w:rFonts w:ascii="Times New Roman" w:hAnsi="Times New Roman"/>
+          <w:rFonts w:ascii="Segoe UI" w:hAnsi="Segoe UI"/>
+          <w:sz w:val="20"/>
+        </w:rPr>
+        <w:t xml:space="preserve">2. </w:t>
+      </w:r>
+      <w:r>
+        <w:rPr>
           <w:b/>
-          <w:sz w:val="22"/>
         </w:rPr>
         <w:t>Khởi chạy cục bộ 1-Click (Local Development):</w:t>
       </w:r>
     </w:p>
     <w:p>
       <w:pPr>
-        <w:spacing w:after="100" w:before="0" w:line="276" w:lineRule="auto"/>
+        <w:spacing w:before="40" w:after="80" w:line="288" w:lineRule="auto"/>
       </w:pPr>
       <w:r>
         <w:rPr>
-          <w:rFonts w:ascii="Times New Roman" w:hAnsi="Times New Roman"/>
-          <w:sz w:val="22"/>
+          <w:rFonts w:ascii="Segoe UI" w:hAnsi="Segoe UI"/>
+          <w:sz w:val="21"/>
         </w:rPr>
         <w:t xml:space="preserve">   - Cung cấp sẵn file </w:t>
       </w:r>
       <w:r>
         <w:rPr>
-          <w:rFonts w:ascii="Times New Roman" w:hAnsi="Times New Roman"/>
+          <w:rFonts w:ascii="Consolas" w:hAnsi="Consolas"/>
           <w:color w:val="B42828"/>
-          <w:sz w:val="22"/>
+          <w:sz w:val="19"/>
         </w:rPr>
         <w:t>run.bat</w:t>
       </w:r>
       <w:r>
         <w:rPr>
-          <w:rFonts w:ascii="Times New Roman" w:hAnsi="Times New Roman"/>
-          <w:sz w:val="22"/>
+          <w:rFonts w:ascii="Segoe UI" w:hAnsi="Segoe UI"/>
+          <w:sz w:val="21"/>
         </w:rPr>
         <w:t xml:space="preserve"> (Windows) và Run Configuration trên IntelliJ IDEA khởi động đồng thời Backend Spring Boot + Frontend React Vite, tự động mở trình duyệt </w:t>
       </w:r>
       <w:r>
         <w:rPr>
-          <w:rFonts w:ascii="Times New Roman" w:hAnsi="Times New Roman"/>
+          <w:rFonts w:ascii="Consolas" w:hAnsi="Consolas"/>
           <w:color w:val="B42828"/>
-          <w:sz w:val="22"/>
+          <w:sz w:val="19"/>
         </w:rPr>
         <w:t>http://localhost:3000</w:t>
       </w:r>
       <w:r>
         <w:rPr>
-          <w:rFonts w:ascii="Times New Roman" w:hAnsi="Times New Roman"/>
-          <w:sz w:val="22"/>
+          <w:rFonts w:ascii="Segoe UI" w:hAnsi="Segoe UI"/>
+          <w:sz w:val="21"/>
         </w:rPr>
         <w:t>.</w:t>
       </w:r>
@@ -3043,6 +3365,11 @@
     <w:name w:val="Normal"/>
     <w:qFormat/>
     <w:rsid w:val="00FC693F"/>
+    <w:rPr>
+      <w:rFonts w:ascii="Segoe UI" w:hAnsi="Segoe UI"/>
+      <w:color w:val="1E293B"/>
+      <w:sz w:val="21"/>
+    </w:rPr>
   </w:style>
   <w:style w:type="paragraph" w:styleId="Header">
     <w:name w:val="header"/>

--- a/docs/architecture.docx
+++ b/docs/architecture.docx
@@ -195,7 +195,7 @@
         <w:br/>
         <w:t>|  - Hỗ trợ song song cả PostgreSQL 18 &amp; MySQL 8 (Mật khẩu: 12345)        |</w:t>
         <w:br/>
-        <w:t>|  - Tích hợp bộ dataset thực tế VietJobs (1.450+ việc làm chuẩn hóa)    |</w:t>
+        <w:t>|  - Tích hợp bộ dataset thực tế chuẩn hóa (1.470+ việc làm thực tế)     |</w:t>
         <w:br/>
         <w:t>|  - Đảm bảo toàn vẹn giao dịch ACID, ràng buộc khóa ngoại (FK)           |</w:t>
         <w:br/>
@@ -1234,7 +1234,7 @@
         <w:rPr>
           <w:b/>
         </w:rPr>
-        <w:t>Quy mô tập dữ liệu thực tế (VietJobs Dataset):</w:t>
+        <w:t>Quy mô tập dữ liệu thực tế (Dataset Scale):</w:t>
       </w:r>
     </w:p>
     <w:p>
@@ -1252,14 +1252,14 @@
         <w:rPr>
           <w:b/>
         </w:rPr>
-        <w:t>1.450+ việc làm bán thời gian, dự án freelance và thực tập sinh</w:t>
+        <w:t>1.470+ việc làm bán thời gian, dự án freelance và thực tập sinh</w:t>
       </w:r>
       <w:r>
         <w:rPr>
           <w:rFonts w:ascii="Segoe UI" w:hAnsi="Segoe UI"/>
           <w:sz w:val="21"/>
         </w:rPr>
-        <w:t xml:space="preserve"> đã qua chuẩn hóa và làm sạch.</w:t>
+        <w:t xml:space="preserve"> đã qua chuẩn hóa và làm sạch (VietJobs kết hợp dữ liệu cào mới từ Internet tại TP.HCM).</w:t>
       </w:r>
     </w:p>
     <w:p>

--- a/docs/architecture.docx
+++ b/docs/architecture.docx
@@ -153,11 +153,11 @@
         <w:br/>
         <w:t>|  - React 18 + TypeScript + Vite (Single Page Application)                |</w:t>
         <w:br/>
-        <w:t>|  - Quản lý trạng thái: React Context API (AuthContext)                  |</w:t>
+        <w:t>|  - Quản lý trạng thái: Context API (AuthContext, ThemeContext, LangCtx) |</w:t>
+        <w:br/>
+        <w:t>|  - Giao diện: Modern Dark/Light Theme, Song ngữ VI/EN, Responsive       |</w:t>
         <w:br/>
         <w:t>|  - Giao tiếp mạng: Axios Interceptor (Auto-attach Bearer JWT)           |</w:t>
-        <w:br/>
-        <w:t>|  - Giao diện: Modern Dark Design System, Lucide SVG Icons, Responsive    |</w:t>
         <w:br/>
         <w:t>+------------------------------------+------------------------------------+</w:t>
         <w:br/>
@@ -175,11 +175,13 @@
         <w:br/>
         <w:t>|  - Security: Spring Security 6 + JWT Filter (HS256) + BCrypt Encoder    |</w:t>
         <w:br/>
+        <w:t>|  - Endpoints: RootController (/api/v1/), H2 Console (/api/v1/h2-console)|</w:t>
+        <w:br/>
         <w:t>|  - Phân tầng: Controller ➔ Service ➔ Repository (Clean Architecture)   |</w:t>
         <w:br/>
         <w:t>|  - Xử lý lỗi: GlobalExceptionHandler (@RestControllerAdvice)            |</w:t>
         <w:br/>
-        <w:t>|  - Tài liệu hóa: Springdoc OpenAPI 3.0 / Swagger UI                     |</w:t>
+        <w:t>|  - Tài liệu hóa: Springdoc OpenAPI 3.0 / Swagger UI (/api/v1/swagger-ui)|</w:t>
         <w:br/>
         <w:t>+------------------------------------+------------------------------------+</w:t>
         <w:br/>
@@ -191,11 +193,11 @@
         <w:br/>
         <w:t>+-------------------------------------------------------------------------+</w:t>
         <w:br/>
-        <w:t>|                    3. DATA TIER (Dual Database Architecture)            |</w:t>
+        <w:t>|                    3. DATA TIER (Dual/Triple Database Architecture)     |</w:t>
         <w:br/>
-        <w:t>|  - Hỗ trợ song song cả PostgreSQL 18 &amp; MySQL 8 (Mật khẩu: 12345)        |</w:t>
+        <w:t>|  - Hỗ trợ song song PostgreSQL 16/18, MySQL 8 &amp; H2 In-Memory (Pass 12345)|</w:t>
         <w:br/>
-        <w:t>|  - Tích hợp bộ dataset thực tế chuẩn hóa (1.470+ việc làm thực tế)     |</w:t>
+        <w:t>|  - Tích hợp dataset thực tế chuẩn hóa (1.470+ việc làm thực tế)         |</w:t>
         <w:br/>
         <w:t>|  - Đảm bảo toàn vẹn giao dịch ACID, ràng buộc khóa ngoại (FK)           |</w:t>
         <w:br/>
@@ -270,14 +272,19 @@
         <w:rPr>
           <w:b/>
         </w:rPr>
-        <w:t>Quản lý phiên &amp; Xác thực:</w:t>
+        <w:t>Quản lý trạng thái đa tầng (React Context API):</w:t>
       </w:r>
+    </w:p>
+    <w:p>
+      <w:pPr>
+        <w:spacing w:before="40" w:after="80" w:line="288" w:lineRule="auto"/>
+      </w:pPr>
       <w:r>
         <w:rPr>
           <w:rFonts w:ascii="Segoe UI" w:hAnsi="Segoe UI"/>
-          <w:sz w:val="20"/>
+          <w:sz w:val="21"/>
         </w:rPr>
-        <w:t xml:space="preserve"> </w:t>
+        <w:t xml:space="preserve">  - </w:t>
       </w:r>
       <w:r>
         <w:rPr>
@@ -290,9 +297,9 @@
       <w:r>
         <w:rPr>
           <w:rFonts w:ascii="Segoe UI" w:hAnsi="Segoe UI"/>
-          <w:sz w:val="20"/>
+          <w:sz w:val="21"/>
         </w:rPr>
-        <w:t xml:space="preserve"> lưu giữ trạng thái người dùng đăng nhập (</w:t>
+        <w:t>: Quản lý phiên đăng nhập (</w:t>
       </w:r>
       <w:r>
         <w:rPr>
@@ -305,7 +312,7 @@
       <w:r>
         <w:rPr>
           <w:rFonts w:ascii="Segoe UI" w:hAnsi="Segoe UI"/>
-          <w:sz w:val="20"/>
+          <w:sz w:val="21"/>
         </w:rPr>
         <w:t xml:space="preserve">, </w:t>
       </w:r>
@@ -320,7 +327,7 @@
       <w:r>
         <w:rPr>
           <w:rFonts w:ascii="Segoe UI" w:hAnsi="Segoe UI"/>
-          <w:sz w:val="20"/>
+          <w:sz w:val="21"/>
         </w:rPr>
         <w:t xml:space="preserve">, </w:t>
       </w:r>
@@ -335,9 +342,9 @@
       <w:r>
         <w:rPr>
           <w:rFonts w:ascii="Segoe UI" w:hAnsi="Segoe UI"/>
-          <w:sz w:val="20"/>
+          <w:sz w:val="21"/>
         </w:rPr>
-        <w:t xml:space="preserve">) trong </w:t>
+        <w:t xml:space="preserve">) đồng bộ </w:t>
       </w:r>
       <w:r>
         <w:rPr>
@@ -350,9 +357,192 @@
       <w:r>
         <w:rPr>
           <w:rFonts w:ascii="Segoe UI" w:hAnsi="Segoe UI"/>
-          <w:sz w:val="20"/>
+          <w:sz w:val="21"/>
         </w:rPr>
-        <w:t xml:space="preserve"> và tự động khôi phục khi tải lại trang.</w:t>
+        <w:t xml:space="preserve"> và tự động đính kèm bearer token.</w:t>
+      </w:r>
+    </w:p>
+    <w:p>
+      <w:pPr>
+        <w:spacing w:before="40" w:after="80" w:line="288" w:lineRule="auto"/>
+      </w:pPr>
+      <w:r>
+        <w:rPr>
+          <w:rFonts w:ascii="Segoe UI" w:hAnsi="Segoe UI"/>
+          <w:sz w:val="21"/>
+        </w:rPr>
+        <w:t xml:space="preserve">  - </w:t>
+      </w:r>
+      <w:r>
+        <w:rPr>
+          <w:rFonts w:ascii="Consolas" w:hAnsi="Consolas"/>
+          <w:color w:val="B42828"/>
+          <w:sz w:val="19"/>
+        </w:rPr>
+        <w:t>ThemeContext</w:t>
+      </w:r>
+      <w:r>
+        <w:rPr>
+          <w:rFonts w:ascii="Segoe UI" w:hAnsi="Segoe UI"/>
+          <w:sz w:val="21"/>
+        </w:rPr>
+        <w:t>: Điều khiển chế độ Sáng / Tối (Dark / Light Theme), chuyển đổi mượt mà bằng CSS custom property tokens (</w:t>
+      </w:r>
+      <w:r>
+        <w:rPr>
+          <w:rFonts w:ascii="Consolas" w:hAnsi="Consolas"/>
+          <w:color w:val="B42828"/>
+          <w:sz w:val="19"/>
+        </w:rPr>
+        <w:t>--bg-main</w:t>
+      </w:r>
+      <w:r>
+        <w:rPr>
+          <w:rFonts w:ascii="Segoe UI" w:hAnsi="Segoe UI"/>
+          <w:sz w:val="21"/>
+        </w:rPr>
+        <w:t xml:space="preserve">, </w:t>
+      </w:r>
+      <w:r>
+        <w:rPr>
+          <w:rFonts w:ascii="Consolas" w:hAnsi="Consolas"/>
+          <w:color w:val="B42828"/>
+          <w:sz w:val="19"/>
+        </w:rPr>
+        <w:t>--bg-card</w:t>
+      </w:r>
+      <w:r>
+        <w:rPr>
+          <w:rFonts w:ascii="Segoe UI" w:hAnsi="Segoe UI"/>
+          <w:sz w:val="21"/>
+        </w:rPr>
+        <w:t xml:space="preserve">, </w:t>
+      </w:r>
+      <w:r>
+        <w:rPr>
+          <w:rFonts w:ascii="Consolas" w:hAnsi="Consolas"/>
+          <w:color w:val="B42828"/>
+          <w:sz w:val="19"/>
+        </w:rPr>
+        <w:t>--text-main</w:t>
+      </w:r>
+      <w:r>
+        <w:rPr>
+          <w:rFonts w:ascii="Segoe UI" w:hAnsi="Segoe UI"/>
+          <w:sz w:val="21"/>
+        </w:rPr>
+        <w:t xml:space="preserve">, </w:t>
+      </w:r>
+      <w:r>
+        <w:rPr>
+          <w:rFonts w:ascii="Consolas" w:hAnsi="Consolas"/>
+          <w:color w:val="B42828"/>
+          <w:sz w:val="19"/>
+        </w:rPr>
+        <w:t>--border-color</w:t>
+      </w:r>
+      <w:r>
+        <w:rPr>
+          <w:rFonts w:ascii="Segoe UI" w:hAnsi="Segoe UI"/>
+          <w:sz w:val="21"/>
+        </w:rPr>
+        <w:t xml:space="preserve">) và lưu cấu hình vào </w:t>
+      </w:r>
+      <w:r>
+        <w:rPr>
+          <w:rFonts w:ascii="Consolas" w:hAnsi="Consolas"/>
+          <w:color w:val="B42828"/>
+          <w:sz w:val="19"/>
+        </w:rPr>
+        <w:t>localStorage</w:t>
+      </w:r>
+      <w:r>
+        <w:rPr>
+          <w:rFonts w:ascii="Segoe UI" w:hAnsi="Segoe UI"/>
+          <w:sz w:val="21"/>
+        </w:rPr>
+        <w:t>.</w:t>
+      </w:r>
+    </w:p>
+    <w:p>
+      <w:pPr>
+        <w:spacing w:before="40" w:after="80" w:line="288" w:lineRule="auto"/>
+      </w:pPr>
+      <w:r>
+        <w:rPr>
+          <w:rFonts w:ascii="Segoe UI" w:hAnsi="Segoe UI"/>
+          <w:sz w:val="21"/>
+        </w:rPr>
+        <w:t xml:space="preserve">  - </w:t>
+      </w:r>
+      <w:r>
+        <w:rPr>
+          <w:rFonts w:ascii="Consolas" w:hAnsi="Consolas"/>
+          <w:color w:val="B42828"/>
+          <w:sz w:val="19"/>
+        </w:rPr>
+        <w:t>LanguageContext</w:t>
+      </w:r>
+      <w:r>
+        <w:rPr>
+          <w:rFonts w:ascii="Segoe UI" w:hAnsi="Segoe UI"/>
+          <w:sz w:val="21"/>
+        </w:rPr>
+        <w:t>: Hỗ trợ song ngữ Tiếng Việt &amp; Tiếng Anh (i18n), chuyển đổi nhãn tức thì cho trang chủ, tìm kiếm, chi tiết việc làm, thông báo và hồ sơ.</w:t>
+      </w:r>
+    </w:p>
+    <w:p>
+      <w:pPr>
+        <w:pStyle w:val="ListBullet"/>
+        <w:spacing w:before="40" w:after="40" w:line="276" w:lineRule="auto"/>
+      </w:pPr>
+      <w:r>
+        <w:rPr>
+          <w:b/>
+        </w:rPr>
+        <w:t>Quản lý Hồ sơ Đa vai trò (Multi-role Profile):</w:t>
+      </w:r>
+    </w:p>
+    <w:p>
+      <w:pPr>
+        <w:spacing w:before="40" w:after="80" w:line="288" w:lineRule="auto"/>
+      </w:pPr>
+      <w:r>
+        <w:rPr>
+          <w:rFonts w:ascii="Segoe UI" w:hAnsi="Segoe UI"/>
+          <w:sz w:val="21"/>
+        </w:rPr>
+        <w:t xml:space="preserve">  - Trang hồ sơ (</w:t>
+      </w:r>
+      <w:r>
+        <w:rPr>
+          <w:rFonts w:ascii="Consolas" w:hAnsi="Consolas"/>
+          <w:color w:val="B42828"/>
+          <w:sz w:val="19"/>
+        </w:rPr>
+        <w:t>/profile</w:t>
+      </w:r>
+      <w:r>
+        <w:rPr>
+          <w:rFonts w:ascii="Segoe UI" w:hAnsi="Segoe UI"/>
+          <w:sz w:val="21"/>
+        </w:rPr>
+        <w:t xml:space="preserve"> &amp; </w:t>
+      </w:r>
+      <w:r>
+        <w:rPr>
+          <w:rFonts w:ascii="Consolas" w:hAnsi="Consolas"/>
+          <w:color w:val="B42828"/>
+          <w:sz w:val="19"/>
+        </w:rPr>
+        <w:t>/student/profile</w:t>
+      </w:r>
+      <w:r>
+        <w:rPr>
+          <w:rFonts w:ascii="Segoe UI" w:hAnsi="Segoe UI"/>
+          <w:sz w:val="21"/>
+        </w:rPr>
+        <w:t>) tự động nhận diện vai trò người dùng (Sinh viên, Nhà tuyển dụng, Quản trị viên) để hiển thị và cho phép chỉnh sửa thông tin tương ứng mà vẫn đồng nhất màu sắc giao diện.</w:t>
       </w:r>
     </w:p>
     <w:p>
@@ -726,6 +916,36 @@
           <w:color w:val="B42828"/>
           <w:sz w:val="19"/>
         </w:rPr>
+        <w:t>RootController</w:t>
+      </w:r>
+      <w:r>
+        <w:rPr>
+          <w:rFonts w:ascii="Segoe UI" w:hAnsi="Segoe UI"/>
+          <w:sz w:val="21"/>
+        </w:rPr>
+        <w:t xml:space="preserve"> (cung cấp trạng thái API tại </w:t>
+      </w:r>
+      <w:r>
+        <w:rPr>
+          <w:rFonts w:ascii="Consolas" w:hAnsi="Consolas"/>
+          <w:color w:val="B42828"/>
+          <w:sz w:val="19"/>
+        </w:rPr>
+        <w:t>/api/v1/</w:t>
+      </w:r>
+      <w:r>
+        <w:rPr>
+          <w:rFonts w:ascii="Segoe UI" w:hAnsi="Segoe UI"/>
+          <w:sz w:val="21"/>
+        </w:rPr>
+        <w:t xml:space="preserve">), </w:t>
+      </w:r>
+      <w:r>
+        <w:rPr>
+          <w:rFonts w:ascii="Consolas" w:hAnsi="Consolas"/>
+          <w:color w:val="B42828"/>
+          <w:sz w:val="19"/>
+        </w:rPr>
         <w:t>AuthController</w:t>
       </w:r>
       <w:r>
@@ -763,7 +983,22 @@
           <w:rFonts w:ascii="Segoe UI" w:hAnsi="Segoe UI"/>
           <w:sz w:val="21"/>
         </w:rPr>
-        <w:t xml:space="preserve">, </w:t>
+        <w:t xml:space="preserve"> (bổ sung hủy đơn tại </w:t>
+      </w:r>
+      <w:r>
+        <w:rPr>
+          <w:rFonts w:ascii="Consolas" w:hAnsi="Consolas"/>
+          <w:color w:val="B42828"/>
+          <w:sz w:val="19"/>
+        </w:rPr>
+        <w:t>/cancel</w:t>
+      </w:r>
+      <w:r>
+        <w:rPr>
+          <w:rFonts w:ascii="Segoe UI" w:hAnsi="Segoe UI"/>
+          <w:sz w:val="21"/>
+        </w:rPr>
+        <w:t xml:space="preserve">), </w:t>
       </w:r>
       <w:r>
         <w:rPr>
@@ -843,6 +1078,33 @@
     </w:p>
     <w:p>
       <w:pPr>
+        <w:spacing w:before="40" w:after="80" w:line="288" w:lineRule="auto"/>
+      </w:pPr>
+      <w:r>
+        <w:rPr>
+          <w:rFonts w:ascii="Segoe UI" w:hAnsi="Segoe UI"/>
+          <w:sz w:val="21"/>
+        </w:rPr>
+        <w:t xml:space="preserve">   - Cung cấp giao diện H2 Database Console (</w:t>
+      </w:r>
+      <w:r>
+        <w:rPr>
+          <w:rFonts w:ascii="Consolas" w:hAnsi="Consolas"/>
+          <w:color w:val="B42828"/>
+          <w:sz w:val="19"/>
+        </w:rPr>
+        <w:t>/api/v1/h2-console</w:t>
+      </w:r>
+      <w:r>
+        <w:rPr>
+          <w:rFonts w:ascii="Segoe UI" w:hAnsi="Segoe UI"/>
+          <w:sz w:val="21"/>
+        </w:rPr>
+        <w:t>) phục vụ kiểm thử và phát triển nhanh.</w:t>
+      </w:r>
+    </w:p>
+    <w:p>
+      <w:pPr>
         <w:spacing w:before="40" w:after="40" w:line="276" w:lineRule="auto"/>
         <w:ind w:left="360"/>
       </w:pPr>
@@ -869,7 +1131,22 @@
           <w:rFonts w:ascii="Segoe UI" w:hAnsi="Segoe UI"/>
           <w:sz w:val="21"/>
         </w:rPr>
-        <w:t xml:space="preserve">   - Chứa 100% logic nghiệp vụ: Kiểm tra quyền sở hữu bài đăng, kiểm tra trạng thái việc làm, thực hiện chuyển đổi trạng thái đơn, tính toán đánh giá sao và kích hoạt tạo thông báo hệ thống.</w:t>
+        <w:t xml:space="preserve">   - Chứa 100% logic nghiệp vụ: Kiểm tra quyền sở hữu bài đăng, kiểm tra trạng thái việc làm, thực hiện chuyển đổi trạng thái đơn (kể cả sinh viên tự hủy đơn </w:t>
+      </w:r>
+      <w:r>
+        <w:rPr>
+          <w:rFonts w:ascii="Consolas" w:hAnsi="Consolas"/>
+          <w:color w:val="B42828"/>
+          <w:sz w:val="19"/>
+        </w:rPr>
+        <w:t>PENDING</w:t>
+      </w:r>
+      <w:r>
+        <w:rPr>
+          <w:rFonts w:ascii="Segoe UI" w:hAnsi="Segoe UI"/>
+          <w:sz w:val="21"/>
+        </w:rPr>
+        <w:t>), tính toán đánh giá sao và kích hoạt tạo thông báo hệ thống.</w:t>
       </w:r>
     </w:p>
     <w:p>
@@ -1022,6 +1299,33 @@
           <w:sz w:val="21"/>
         </w:rPr>
         <w:t>.</w:t>
+      </w:r>
+    </w:p>
+    <w:p>
+      <w:pPr>
+        <w:spacing w:before="40" w:after="80" w:line="288" w:lineRule="auto"/>
+      </w:pPr>
+      <w:r>
+        <w:rPr>
+          <w:rFonts w:ascii="Segoe UI" w:hAnsi="Segoe UI"/>
+          <w:sz w:val="21"/>
+        </w:rPr>
+        <w:t xml:space="preserve">   - Cấu hình Spring Security: Bỏ qua kiểm tra CSRF cho H2 Console và thiết lập </w:t>
+      </w:r>
+      <w:r>
+        <w:rPr>
+          <w:rFonts w:ascii="Consolas" w:hAnsi="Consolas"/>
+          <w:color w:val="B42828"/>
+          <w:sz w:val="19"/>
+        </w:rPr>
+        <w:t>frameOptions().sameOrigin()</w:t>
+      </w:r>
+      <w:r>
+        <w:rPr>
+          <w:rFonts w:ascii="Segoe UI" w:hAnsi="Segoe UI"/>
+          <w:sz w:val="21"/>
+        </w:rPr>
+        <w:t xml:space="preserve"> cho phép nhúng iframe H2 Console an toàn.</w:t>
       </w:r>
     </w:p>
     <w:p>

--- a/docs/architecture.docx
+++ b/docs/architecture.docx
@@ -2240,6 +2240,13 @@
             <w:pPr>
               <w:spacing w:before="20" w:after="20" w:line="276" w:lineRule="auto"/>
             </w:pPr>
+            <w:r>
+              <w:rPr>
+                <w:rFonts w:ascii="Segoe UI" w:hAnsi="Segoe UI"/>
+                <w:sz w:val="19"/>
+              </w:rPr>
+              <w:t>✅</w:t>
+            </w:r>
           </w:p>
         </w:tc>
         <w:tc>
@@ -2258,6 +2265,13 @@
             <w:pPr>
               <w:spacing w:before="20" w:after="20" w:line="276" w:lineRule="auto"/>
             </w:pPr>
+            <w:r>
+              <w:rPr>
+                <w:rFonts w:ascii="Segoe UI" w:hAnsi="Segoe UI"/>
+                <w:sz w:val="19"/>
+              </w:rPr>
+              <w:t>✅</w:t>
+            </w:r>
           </w:p>
         </w:tc>
         <w:tc>
@@ -2276,6 +2290,13 @@
             <w:pPr>
               <w:spacing w:before="20" w:after="20" w:line="276" w:lineRule="auto"/>
             </w:pPr>
+            <w:r>
+              <w:rPr>
+                <w:rFonts w:ascii="Segoe UI" w:hAnsi="Segoe UI"/>
+                <w:sz w:val="19"/>
+              </w:rPr>
+              <w:t>✅</w:t>
+            </w:r>
           </w:p>
         </w:tc>
         <w:tc>
@@ -2294,6 +2315,13 @@
             <w:pPr>
               <w:spacing w:before="20" w:after="20" w:line="276" w:lineRule="auto"/>
             </w:pPr>
+            <w:r>
+              <w:rPr>
+                <w:rFonts w:ascii="Segoe UI" w:hAnsi="Segoe UI"/>
+                <w:sz w:val="19"/>
+              </w:rPr>
+              <w:t>✅</w:t>
+            </w:r>
           </w:p>
         </w:tc>
       </w:tr>
@@ -2339,6 +2367,13 @@
             <w:pPr>
               <w:spacing w:before="20" w:after="20" w:line="276" w:lineRule="auto"/>
             </w:pPr>
+            <w:r>
+              <w:rPr>
+                <w:rFonts w:ascii="Segoe UI" w:hAnsi="Segoe UI"/>
+                <w:sz w:val="19"/>
+              </w:rPr>
+              <w:t>✅</w:t>
+            </w:r>
           </w:p>
         </w:tc>
         <w:tc>
@@ -2357,6 +2392,13 @@
             <w:pPr>
               <w:spacing w:before="20" w:after="20" w:line="276" w:lineRule="auto"/>
             </w:pPr>
+            <w:r>
+              <w:rPr>
+                <w:rFonts w:ascii="Segoe UI" w:hAnsi="Segoe UI"/>
+                <w:sz w:val="19"/>
+              </w:rPr>
+              <w:t>✅</w:t>
+            </w:r>
           </w:p>
         </w:tc>
         <w:tc>
@@ -2375,6 +2417,13 @@
             <w:pPr>
               <w:spacing w:before="20" w:after="20" w:line="276" w:lineRule="auto"/>
             </w:pPr>
+            <w:r>
+              <w:rPr>
+                <w:rFonts w:ascii="Segoe UI" w:hAnsi="Segoe UI"/>
+                <w:sz w:val="19"/>
+              </w:rPr>
+              <w:t>✅</w:t>
+            </w:r>
           </w:p>
         </w:tc>
         <w:tc>
@@ -2393,6 +2442,13 @@
             <w:pPr>
               <w:spacing w:before="20" w:after="20" w:line="276" w:lineRule="auto"/>
             </w:pPr>
+            <w:r>
+              <w:rPr>
+                <w:rFonts w:ascii="Segoe UI" w:hAnsi="Segoe UI"/>
+                <w:sz w:val="19"/>
+              </w:rPr>
+              <w:t>✅</w:t>
+            </w:r>
           </w:p>
         </w:tc>
       </w:tr>
@@ -2418,51 +2474,8 @@
                 <w:rFonts w:ascii="Segoe UI" w:hAnsi="Segoe UI"/>
                 <w:sz w:val="19"/>
               </w:rPr>
-              <w:t>Cập nhật hồ sơ sinh viên (Kỹ năng, CV)</w:t>
+              <w:t>Cập nhật hồ sơ cá nhân đa vai trò</w:t>
             </w:r>
-          </w:p>
-        </w:tc>
-        <w:tc>
-          <w:tcPr>
-            <w:tcW w:type="dxa" w:w="1872"/>
-            <w:shd w:fill="FFFFFF"/>
-            <w:tcMar>
-              <w:top w:w="120" w:type="dxa"/>
-              <w:bottom w:w="120" w:type="dxa"/>
-              <w:left w:w="160" w:type="dxa"/>
-              <w:right w:w="160" w:type="dxa"/>
-            </w:tcMar>
-            <w:vAlign w:val="center"/>
-          </w:tcPr>
-          <w:p>
-            <w:pPr>
-              <w:spacing w:before="20" w:after="20" w:line="276" w:lineRule="auto"/>
-            </w:pPr>
-            <w:r>
-              <w:rPr>
-                <w:rFonts w:ascii="Segoe UI" w:hAnsi="Segoe UI"/>
-                <w:sz w:val="19"/>
-              </w:rPr>
-              <w:t>❌</w:t>
-            </w:r>
-          </w:p>
-        </w:tc>
-        <w:tc>
-          <w:tcPr>
-            <w:tcW w:type="dxa" w:w="1872"/>
-            <w:shd w:fill="FFFFFF"/>
-            <w:tcMar>
-              <w:top w:w="120" w:type="dxa"/>
-              <w:bottom w:w="120" w:type="dxa"/>
-              <w:left w:w="160" w:type="dxa"/>
-              <w:right w:w="160" w:type="dxa"/>
-            </w:tcMar>
-            <w:vAlign w:val="center"/>
-          </w:tcPr>
-          <w:p>
-            <w:pPr>
-              <w:spacing w:before="20" w:after="20" w:line="276" w:lineRule="auto"/>
-            </w:pPr>
           </w:p>
         </w:tc>
         <w:tc>
@@ -2511,7 +2524,57 @@
                 <w:rFonts w:ascii="Segoe UI" w:hAnsi="Segoe UI"/>
                 <w:sz w:val="19"/>
               </w:rPr>
-              <w:t>❌</w:t>
+              <w:t>✅</w:t>
+            </w:r>
+          </w:p>
+        </w:tc>
+        <w:tc>
+          <w:tcPr>
+            <w:tcW w:type="dxa" w:w="1872"/>
+            <w:shd w:fill="FFFFFF"/>
+            <w:tcMar>
+              <w:top w:w="120" w:type="dxa"/>
+              <w:bottom w:w="120" w:type="dxa"/>
+              <w:left w:w="160" w:type="dxa"/>
+              <w:right w:w="160" w:type="dxa"/>
+            </w:tcMar>
+            <w:vAlign w:val="center"/>
+          </w:tcPr>
+          <w:p>
+            <w:pPr>
+              <w:spacing w:before="20" w:after="20" w:line="276" w:lineRule="auto"/>
+            </w:pPr>
+            <w:r>
+              <w:rPr>
+                <w:rFonts w:ascii="Segoe UI" w:hAnsi="Segoe UI"/>
+                <w:sz w:val="19"/>
+              </w:rPr>
+              <w:t>✅</w:t>
+            </w:r>
+          </w:p>
+        </w:tc>
+        <w:tc>
+          <w:tcPr>
+            <w:tcW w:type="dxa" w:w="1872"/>
+            <w:shd w:fill="FFFFFF"/>
+            <w:tcMar>
+              <w:top w:w="120" w:type="dxa"/>
+              <w:bottom w:w="120" w:type="dxa"/>
+              <w:left w:w="160" w:type="dxa"/>
+              <w:right w:w="160" w:type="dxa"/>
+            </w:tcMar>
+            <w:vAlign w:val="center"/>
+          </w:tcPr>
+          <w:p>
+            <w:pPr>
+              <w:spacing w:before="20" w:after="20" w:line="276" w:lineRule="auto"/>
+            </w:pPr>
+            <w:r>
+              <w:rPr>
+                <w:rFonts w:ascii="Segoe UI" w:hAnsi="Segoe UI"/>
+                <w:sz w:val="19"/>
+              </w:rPr>
+              <w:t>✅</w:t>
             </w:r>
           </w:p>
         </w:tc>
@@ -2538,7 +2601,7 @@
                 <w:rFonts w:ascii="Segoe UI" w:hAnsi="Segoe UI"/>
                 <w:sz w:val="19"/>
               </w:rPr>
-              <w:t>Nộp đơn ứng tuyển &amp; Xem đơn của tôi</w:t>
+              <w:t>Nộp đơn ứng tuyển, theo dõi &amp; hủy đơn</w:t>
             </w:r>
           </w:p>
         </w:tc>
@@ -2583,6 +2646,13 @@
             <w:pPr>
               <w:spacing w:before="20" w:after="20" w:line="276" w:lineRule="auto"/>
             </w:pPr>
+            <w:r>
+              <w:rPr>
+                <w:rFonts w:ascii="Segoe UI" w:hAnsi="Segoe UI"/>
+                <w:sz w:val="19"/>
+              </w:rPr>
+              <w:t>✅</w:t>
+            </w:r>
           </w:p>
         </w:tc>
         <w:tc>
@@ -2728,6 +2798,13 @@
             <w:pPr>
               <w:spacing w:before="20" w:after="20" w:line="276" w:lineRule="auto"/>
             </w:pPr>
+            <w:r>
+              <w:rPr>
+                <w:rFonts w:ascii="Segoe UI" w:hAnsi="Segoe UI"/>
+                <w:sz w:val="19"/>
+              </w:rPr>
+              <w:t>✅</w:t>
+            </w:r>
           </w:p>
         </w:tc>
         <w:tc>
@@ -2746,6 +2823,13 @@
             <w:pPr>
               <w:spacing w:before="20" w:after="20" w:line="276" w:lineRule="auto"/>
             </w:pPr>
+            <w:r>
+              <w:rPr>
+                <w:rFonts w:ascii="Segoe UI" w:hAnsi="Segoe UI"/>
+                <w:sz w:val="19"/>
+              </w:rPr>
+              <w:t>✅</w:t>
+            </w:r>
           </w:p>
         </w:tc>
       </w:tr>
@@ -2841,6 +2925,13 @@
             <w:pPr>
               <w:spacing w:before="20" w:after="20" w:line="276" w:lineRule="auto"/>
             </w:pPr>
+            <w:r>
+              <w:rPr>
+                <w:rFonts w:ascii="Segoe UI" w:hAnsi="Segoe UI"/>
+                <w:sz w:val="19"/>
+              </w:rPr>
+              <w:t>✅</w:t>
+            </w:r>
           </w:p>
         </w:tc>
         <w:tc>
@@ -2859,6 +2950,13 @@
             <w:pPr>
               <w:spacing w:before="20" w:after="20" w:line="276" w:lineRule="auto"/>
             </w:pPr>
+            <w:r>
+              <w:rPr>
+                <w:rFonts w:ascii="Segoe UI" w:hAnsi="Segoe UI"/>
+                <w:sz w:val="19"/>
+              </w:rPr>
+              <w:t>✅</w:t>
+            </w:r>
           </w:p>
         </w:tc>
       </w:tr>
@@ -2929,6 +3027,13 @@
             <w:pPr>
               <w:spacing w:before="20" w:after="20" w:line="276" w:lineRule="auto"/>
             </w:pPr>
+            <w:r>
+              <w:rPr>
+                <w:rFonts w:ascii="Segoe UI" w:hAnsi="Segoe UI"/>
+                <w:sz w:val="19"/>
+              </w:rPr>
+              <w:t>✅</w:t>
+            </w:r>
           </w:p>
         </w:tc>
         <w:tc>
@@ -2947,6 +3052,13 @@
             <w:pPr>
               <w:spacing w:before="20" w:after="20" w:line="276" w:lineRule="auto"/>
             </w:pPr>
+            <w:r>
+              <w:rPr>
+                <w:rFonts w:ascii="Segoe UI" w:hAnsi="Segoe UI"/>
+                <w:sz w:val="19"/>
+              </w:rPr>
+              <w:t>✅</w:t>
+            </w:r>
           </w:p>
         </w:tc>
         <w:tc>
@@ -2965,6 +3077,13 @@
             <w:pPr>
               <w:spacing w:before="20" w:after="20" w:line="276" w:lineRule="auto"/>
             </w:pPr>
+            <w:r>
+              <w:rPr>
+                <w:rFonts w:ascii="Segoe UI" w:hAnsi="Segoe UI"/>
+                <w:sz w:val="19"/>
+              </w:rPr>
+              <w:t>❌</w:t>
+            </w:r>
           </w:p>
         </w:tc>
       </w:tr>
@@ -3085,6 +3204,13 @@
             <w:pPr>
               <w:spacing w:before="20" w:after="20" w:line="276" w:lineRule="auto"/>
             </w:pPr>
+            <w:r>
+              <w:rPr>
+                <w:rFonts w:ascii="Segoe UI" w:hAnsi="Segoe UI"/>
+                <w:sz w:val="19"/>
+              </w:rPr>
+              <w:t>✅</w:t>
+            </w:r>
           </w:p>
         </w:tc>
       </w:tr>
